--- a/Petrova_OOP иправила.docx
+++ b/Petrova_OOP иправила.docx
@@ -213,21 +213,13 @@
         <w:rPr>
           <w:rFonts w:eastAsia="Calibri" w:cs="Times New Roman"/>
         </w:rPr>
-        <w:t xml:space="preserve">по дисциплине: «Основы </w:t>
-      </w:r>
-      <w:proofErr w:type="spellStart"/>
+        <w:t>по дисциплине: «Основы объектно</w:t>
+      </w:r>
       <w:r>
         <w:rPr>
           <w:rFonts w:eastAsia="Calibri" w:cs="Times New Roman"/>
         </w:rPr>
-        <w:t>объектно</w:t>
-      </w:r>
-      <w:proofErr w:type="spellEnd"/>
-      <w:r>
-        <w:rPr>
-          <w:rFonts w:eastAsia="Calibri" w:cs="Times New Roman"/>
-        </w:rPr>
-        <w:t>–</w:t>
+        <w:t>-</w:t>
       </w:r>
       <w:r>
         <w:rPr>
@@ -2203,6 +2195,7 @@
           <w:lang w:val="en-US"/>
         </w:rPr>
       </w:pPr>
+      <w:commentRangeStart w:id="8"/>
       <w:r>
         <w:rPr>
           <w:noProof/>
@@ -2244,13 +2237,20 @@
           </wp:inline>
         </w:drawing>
       </w:r>
+      <w:commentRangeEnd w:id="8"/>
+      <w:r>
+        <w:rPr>
+          <w:rStyle w:val="af4"/>
+        </w:rPr>
+        <w:commentReference w:id="8"/>
+      </w:r>
     </w:p>
     <w:p>
       <w:pPr>
         <w:ind w:firstLine="0"/>
         <w:jc w:val="center"/>
         <w:sectPr>
-          <w:footerReference w:type="default" r:id="rId10"/>
+          <w:footerReference w:type="default" r:id="rId14"/>
           <w:pgSz w:w="11906" w:h="16838" w:code="9"/>
           <w:pgMar w:top="1134" w:right="567" w:bottom="1134" w:left="851" w:header="0" w:footer="0" w:gutter="0"/>
           <w:cols w:space="720"/>
@@ -2281,8 +2281,8 @@
           <w:bCs/>
         </w:rPr>
       </w:pPr>
-      <w:bookmarkStart w:id="8" w:name="_Toc74829066"/>
-      <w:bookmarkStart w:id="9" w:name="_Toc183524058"/>
+      <w:bookmarkStart w:id="9" w:name="_Toc74829066"/>
+      <w:bookmarkStart w:id="10" w:name="_Toc183524058"/>
       <w:r>
         <w:rPr>
           <w:b/>
@@ -2305,8 +2305,8 @@
         </w:rPr>
         <w:t>частное»</w:t>
       </w:r>
-      <w:bookmarkEnd w:id="8"/>
       <w:bookmarkEnd w:id="9"/>
+      <w:bookmarkEnd w:id="10"/>
     </w:p>
     <w:p>
       <w:pPr>
@@ -2385,7 +2385,7 @@
         </w:rPr>
         <w:t xml:space="preserve"> приведено описание абстрактного класса </w:t>
       </w:r>
-      <w:bookmarkStart w:id="10" w:name="_Hlk179982041"/>
+      <w:bookmarkStart w:id="11" w:name="_Hlk179982041"/>
       <w:proofErr w:type="spellStart"/>
       <w:r>
         <w:rPr>
@@ -2409,7 +2409,7 @@
         </w:rPr>
         <w:t>Base</w:t>
       </w:r>
-      <w:bookmarkEnd w:id="10"/>
+      <w:bookmarkEnd w:id="11"/>
       <w:proofErr w:type="spellEnd"/>
       <w:r>
         <w:rPr>
@@ -2454,7 +2454,7 @@
           <w:lang w:eastAsia="ru-RU"/>
         </w:rPr>
       </w:pPr>
-      <w:bookmarkStart w:id="11" w:name="_Ref168255259"/>
+      <w:bookmarkStart w:id="12" w:name="_Ref168255259"/>
       <w:r>
         <w:rPr>
           <w:rFonts w:eastAsia="Times New Roman" w:cs="Times New Roman"/>
@@ -2510,7 +2510,7 @@
         </w:rPr>
         <w:fldChar w:fldCharType="end"/>
       </w:r>
-      <w:bookmarkEnd w:id="11"/>
+      <w:bookmarkEnd w:id="12"/>
       <w:r>
         <w:rPr>
           <w:rFonts w:eastAsia="Times New Roman" w:cs="Times New Roman"/>
@@ -3974,6 +3974,7 @@
                 <w:lang w:val="en-US" w:eastAsia="ru-RU"/>
               </w:rPr>
             </w:pPr>
+            <w:commentRangeStart w:id="13"/>
             <w:r>
               <w:rPr>
                 <w:rFonts w:eastAsia="Calibri" w:cs="Times New Roman"/>
@@ -4005,7 +4006,14 @@
               </w:rPr>
               <w:t>MaxSheet</w:t>
             </w:r>
+            <w:commentRangeEnd w:id="13"/>
             <w:proofErr w:type="spellEnd"/>
+            <w:r>
+              <w:rPr>
+                <w:rStyle w:val="af4"/>
+              </w:rPr>
+              <w:commentReference w:id="13"/>
+            </w:r>
           </w:p>
         </w:tc>
         <w:tc>
@@ -5751,7 +5759,7 @@
         </w:rPr>
         <w:t xml:space="preserve"> и </w:t>
       </w:r>
-      <w:bookmarkStart w:id="12" w:name="_Hlk179984674"/>
+      <w:bookmarkStart w:id="14" w:name="_Hlk179984674"/>
       <w:proofErr w:type="spellStart"/>
       <w:r>
         <w:rPr>
@@ -5773,7 +5781,7 @@
         </w:rPr>
         <w:t>n</w:t>
       </w:r>
-      <w:bookmarkEnd w:id="12"/>
+      <w:bookmarkEnd w:id="14"/>
       <w:proofErr w:type="spellEnd"/>
       <w:r>
         <w:rPr>
@@ -5845,7 +5853,7 @@
           <w:lang w:val="en-US" w:eastAsia="ru-RU"/>
         </w:rPr>
       </w:pPr>
-      <w:bookmarkStart w:id="13" w:name="_Ref168303832"/>
+      <w:bookmarkStart w:id="15" w:name="_Ref168303832"/>
       <w:proofErr w:type="spellStart"/>
       <w:r>
         <w:rPr>
@@ -5912,7 +5920,7 @@
         </w:rPr>
         <w:fldChar w:fldCharType="end"/>
       </w:r>
-      <w:bookmarkEnd w:id="13"/>
+      <w:bookmarkEnd w:id="15"/>
       <w:r>
         <w:rPr>
           <w:rFonts w:eastAsia="Times New Roman" w:cs="Times New Roman"/>
@@ -9206,7 +9214,7 @@
           <w:lang w:val="en-US" w:eastAsia="ru-RU"/>
         </w:rPr>
       </w:pPr>
-      <w:bookmarkStart w:id="14" w:name="_Ref168303837"/>
+      <w:bookmarkStart w:id="16" w:name="_Ref168303837"/>
       <w:proofErr w:type="spellStart"/>
       <w:r>
         <w:rPr>
@@ -9273,7 +9281,7 @@
         </w:rPr>
         <w:fldChar w:fldCharType="end"/>
       </w:r>
-      <w:bookmarkEnd w:id="14"/>
+      <w:bookmarkEnd w:id="16"/>
       <w:r>
         <w:rPr>
           <w:rFonts w:eastAsia="Times New Roman" w:cs="Times New Roman"/>
@@ -13539,6 +13547,7 @@
               <w:t xml:space="preserve">Вывод </w:t>
             </w:r>
             <w:proofErr w:type="spellStart"/>
+            <w:proofErr w:type="gramStart"/>
             <w:r>
               <w:rPr>
                 <w:rFonts w:eastAsia="Calibri" w:cs="Times New Roman"/>
@@ -13548,6 +13557,7 @@
               <w:t>библ.карточки</w:t>
             </w:r>
             <w:proofErr w:type="spellEnd"/>
+            <w:proofErr w:type="gramEnd"/>
             <w:r>
               <w:rPr>
                 <w:rFonts w:eastAsia="Calibri" w:cs="Times New Roman"/>
@@ -13701,11 +13711,11 @@
           <w:bCs/>
         </w:rPr>
       </w:pPr>
-      <w:bookmarkStart w:id="15" w:name="_Toc74829070"/>
-      <w:bookmarkStart w:id="16" w:name="_Toc74829067"/>
-      <w:bookmarkStart w:id="17" w:name="_Toc74956676"/>
-      <w:bookmarkStart w:id="18" w:name="_Toc183524059"/>
-      <w:bookmarkEnd w:id="15"/>
+      <w:bookmarkStart w:id="17" w:name="_Toc74829070"/>
+      <w:bookmarkStart w:id="18" w:name="_Toc74829067"/>
+      <w:bookmarkStart w:id="19" w:name="_Toc74956676"/>
+      <w:bookmarkStart w:id="20" w:name="_Toc183524059"/>
+      <w:bookmarkEnd w:id="17"/>
       <w:r>
         <w:rPr>
           <w:b/>
@@ -13721,9 +13731,9 @@
         </w:rPr>
         <w:t>Git</w:t>
       </w:r>
-      <w:bookmarkEnd w:id="16"/>
-      <w:bookmarkEnd w:id="17"/>
       <w:bookmarkEnd w:id="18"/>
+      <w:bookmarkEnd w:id="19"/>
+      <w:bookmarkEnd w:id="20"/>
     </w:p>
     <w:p>
       <w:pPr>
@@ -13772,7 +13782,7 @@
                     <pic:cNvPicPr/>
                   </pic:nvPicPr>
                   <pic:blipFill rotWithShape="1">
-                    <a:blip r:embed="rId11"/>
+                    <a:blip r:embed="rId15"/>
                     <a:srcRect b="41604"/>
                     <a:stretch/>
                   </pic:blipFill>
@@ -13825,9 +13835,9 @@
           <w:bCs/>
         </w:rPr>
       </w:pPr>
-      <w:bookmarkStart w:id="19" w:name="_Toc74829068"/>
-      <w:bookmarkStart w:id="20" w:name="_Toc74956677"/>
-      <w:bookmarkStart w:id="21" w:name="_Toc183524060"/>
+      <w:bookmarkStart w:id="21" w:name="_Toc74829068"/>
+      <w:bookmarkStart w:id="22" w:name="_Toc74956677"/>
+      <w:bookmarkStart w:id="23" w:name="_Toc183524060"/>
       <w:r>
         <w:rPr>
           <w:b/>
@@ -13835,9 +13845,9 @@
         </w:rPr>
         <w:t>1.5 Тестирование программы</w:t>
       </w:r>
-      <w:bookmarkEnd w:id="19"/>
-      <w:bookmarkEnd w:id="20"/>
       <w:bookmarkEnd w:id="21"/>
+      <w:bookmarkEnd w:id="22"/>
+      <w:bookmarkEnd w:id="23"/>
     </w:p>
     <w:p>
       <w:pPr>
@@ -13871,293 +13881,6 @@
             <wp:extent cx="3946994" cy="2481202"/>
             <wp:effectExtent l="0" t="0" r="0" b="0"/>
             <wp:docPr id="3" name="Рисунок 3"/>
-            <wp:cNvGraphicFramePr>
-              <a:graphicFrameLocks xmlns:a="http://schemas.openxmlformats.org/drawingml/2006/main" noChangeAspect="1"/>
-            </wp:cNvGraphicFramePr>
-            <a:graphic xmlns:a="http://schemas.openxmlformats.org/drawingml/2006/main">
-              <a:graphicData uri="http://schemas.openxmlformats.org/drawingml/2006/picture">
-                <pic:pic xmlns:pic="http://schemas.openxmlformats.org/drawingml/2006/picture">
-                  <pic:nvPicPr>
-                    <pic:cNvPr id="1" name=""/>
-                    <pic:cNvPicPr/>
-                  </pic:nvPicPr>
-                  <pic:blipFill>
-                    <a:blip r:embed="rId12"/>
-                    <a:stretch>
-                      <a:fillRect/>
-                    </a:stretch>
-                  </pic:blipFill>
-                  <pic:spPr>
-                    <a:xfrm>
-                      <a:off x="0" y="0"/>
-                      <a:ext cx="3955605" cy="2486615"/>
-                    </a:xfrm>
-                    <a:prstGeom prst="rect">
-                      <a:avLst/>
-                    </a:prstGeom>
-                  </pic:spPr>
-                </pic:pic>
-              </a:graphicData>
-            </a:graphic>
-          </wp:inline>
-        </w:drawing>
-      </w:r>
-    </w:p>
-    <w:p>
-      <w:pPr>
-        <w:ind w:firstLine="0"/>
-        <w:jc w:val="center"/>
-      </w:pPr>
-      <w:r>
-        <w:t>Рисунок 4 – Графический интерфейс пользователя</w:t>
-      </w:r>
-    </w:p>
-    <w:p>
-      <w:pPr>
-        <w:ind w:firstLine="0"/>
-        <w:jc w:val="center"/>
-      </w:pPr>
-    </w:p>
-    <w:p>
-      <w:pPr>
-        <w:ind w:firstLine="0"/>
-        <w:jc w:val="center"/>
-      </w:pPr>
-    </w:p>
-    <w:p>
-      <w:pPr>
-        <w:ind w:firstLine="709"/>
-        <w:rPr>
-          <w:b/>
-          <w:bCs/>
-        </w:rPr>
-      </w:pPr>
-      <w:r>
-        <w:rPr>
-          <w:b/>
-          <w:bCs/>
-        </w:rPr>
-        <w:t xml:space="preserve">1.5.1 </w:t>
-      </w:r>
-      <w:r>
-        <w:rPr>
-          <w:b/>
-          <w:bCs/>
-        </w:rPr>
-        <w:t xml:space="preserve">Тестовый случай добавления </w:t>
-      </w:r>
-      <w:r>
-        <w:rPr>
-          <w:b/>
-          <w:bCs/>
-        </w:rPr>
-        <w:t>элемента</w:t>
-      </w:r>
-    </w:p>
-    <w:p>
-      <w:pPr>
-        <w:ind w:firstLine="709"/>
-      </w:pPr>
-      <w:r>
-        <w:t>Для добавления элемента необходимо вызвать соответствующую форму путём нажатия кнопки «</w:t>
-      </w:r>
-      <w:r>
-        <w:t>Добавить карточку</w:t>
-      </w:r>
-      <w:r>
-        <w:t>» (рисунок 5).</w:t>
-      </w:r>
-    </w:p>
-    <w:p>
-      <w:pPr>
-        <w:ind w:firstLine="0"/>
-        <w:jc w:val="center"/>
-      </w:pPr>
-      <w:r>
-        <w:rPr>
-          <w:noProof/>
-          <w:lang w:eastAsia="ru-RU"/>
-        </w:rPr>
-        <w:drawing>
-          <wp:inline distT="0" distB="0" distL="0" distR="0" wp14:anchorId="243784CD" wp14:editId="208F34D9">
-            <wp:extent cx="3621902" cy="4733071"/>
-            <wp:effectExtent l="0" t="0" r="0" b="0"/>
-            <wp:docPr id="4" name="Рисунок 4"/>
-            <wp:cNvGraphicFramePr>
-              <a:graphicFrameLocks xmlns:a="http://schemas.openxmlformats.org/drawingml/2006/main" noChangeAspect="1"/>
-            </wp:cNvGraphicFramePr>
-            <a:graphic xmlns:a="http://schemas.openxmlformats.org/drawingml/2006/main">
-              <a:graphicData uri="http://schemas.openxmlformats.org/drawingml/2006/picture">
-                <pic:pic xmlns:pic="http://schemas.openxmlformats.org/drawingml/2006/picture">
-                  <pic:nvPicPr>
-                    <pic:cNvPr id="1" name=""/>
-                    <pic:cNvPicPr/>
-                  </pic:nvPicPr>
-                  <pic:blipFill>
-                    <a:blip r:embed="rId13"/>
-                    <a:stretch>
-                      <a:fillRect/>
-                    </a:stretch>
-                  </pic:blipFill>
-                  <pic:spPr>
-                    <a:xfrm>
-                      <a:off x="0" y="0"/>
-                      <a:ext cx="3624655" cy="4736669"/>
-                    </a:xfrm>
-                    <a:prstGeom prst="rect">
-                      <a:avLst/>
-                    </a:prstGeom>
-                  </pic:spPr>
-                </pic:pic>
-              </a:graphicData>
-            </a:graphic>
-          </wp:inline>
-        </w:drawing>
-      </w:r>
-    </w:p>
-    <w:p>
-      <w:pPr>
-        <w:ind w:firstLine="0"/>
-        <w:jc w:val="center"/>
-      </w:pPr>
-      <w:r>
-        <w:t>Рисунок 5 – Форма для добавления издания</w:t>
-      </w:r>
-    </w:p>
-    <w:p>
-      <w:pPr>
-        <w:ind w:firstLine="709"/>
-      </w:pPr>
-      <w:r>
-        <w:t>Параметры издания можно указать в выпадающем меню.</w:t>
-      </w:r>
-    </w:p>
-    <w:p>
-      <w:pPr>
-        <w:ind w:firstLine="709"/>
-      </w:pPr>
-      <w:r>
-        <w:t>После ввода данных необходимо нажать кнопку «Ок», элемент появится в таблице главной формы (рисунки 6 и 7).</w:t>
-      </w:r>
-    </w:p>
-    <w:p>
-      <w:pPr>
-        <w:ind w:firstLine="0"/>
-        <w:jc w:val="center"/>
-      </w:pPr>
-      <w:r>
-        <w:rPr>
-          <w:noProof/>
-          <w:lang w:eastAsia="ru-RU"/>
-        </w:rPr>
-        <w:lastRenderedPageBreak/>
-        <w:drawing>
-          <wp:inline distT="0" distB="0" distL="0" distR="0" wp14:anchorId="1863319A" wp14:editId="6B6B0FB2">
-            <wp:extent cx="2807927" cy="3649648"/>
-            <wp:effectExtent l="0" t="0" r="0" b="8255"/>
-            <wp:docPr id="5" name="Рисунок 5"/>
-            <wp:cNvGraphicFramePr>
-              <a:graphicFrameLocks xmlns:a="http://schemas.openxmlformats.org/drawingml/2006/main" noChangeAspect="1"/>
-            </wp:cNvGraphicFramePr>
-            <a:graphic xmlns:a="http://schemas.openxmlformats.org/drawingml/2006/main">
-              <a:graphicData uri="http://schemas.openxmlformats.org/drawingml/2006/picture">
-                <pic:pic xmlns:pic="http://schemas.openxmlformats.org/drawingml/2006/picture">
-                  <pic:nvPicPr>
-                    <pic:cNvPr id="1" name=""/>
-                    <pic:cNvPicPr/>
-                  </pic:nvPicPr>
-                  <pic:blipFill>
-                    <a:blip r:embed="rId14"/>
-                    <a:stretch>
-                      <a:fillRect/>
-                    </a:stretch>
-                  </pic:blipFill>
-                  <pic:spPr>
-                    <a:xfrm>
-                      <a:off x="0" y="0"/>
-                      <a:ext cx="2818500" cy="3663391"/>
-                    </a:xfrm>
-                    <a:prstGeom prst="rect">
-                      <a:avLst/>
-                    </a:prstGeom>
-                  </pic:spPr>
-                </pic:pic>
-              </a:graphicData>
-            </a:graphic>
-          </wp:inline>
-        </w:drawing>
-      </w:r>
-      <w:r>
-        <w:rPr>
-          <w:noProof/>
-          <w:lang w:eastAsia="ru-RU"/>
-        </w:rPr>
-        <w:t xml:space="preserve"> </w:t>
-      </w:r>
-      <w:r>
-        <w:rPr>
-          <w:noProof/>
-          <w:lang w:eastAsia="ru-RU"/>
-        </w:rPr>
-        <w:drawing>
-          <wp:inline distT="0" distB="0" distL="0" distR="0" wp14:anchorId="57D98FC9" wp14:editId="78B83967">
-            <wp:extent cx="2811490" cy="3673503"/>
-            <wp:effectExtent l="0" t="0" r="8255" b="3175"/>
-            <wp:docPr id="6" name="Рисунок 6"/>
-            <wp:cNvGraphicFramePr>
-              <a:graphicFrameLocks xmlns:a="http://schemas.openxmlformats.org/drawingml/2006/main" noChangeAspect="1"/>
-            </wp:cNvGraphicFramePr>
-            <a:graphic xmlns:a="http://schemas.openxmlformats.org/drawingml/2006/main">
-              <a:graphicData uri="http://schemas.openxmlformats.org/drawingml/2006/picture">
-                <pic:pic xmlns:pic="http://schemas.openxmlformats.org/drawingml/2006/picture">
-                  <pic:nvPicPr>
-                    <pic:cNvPr id="1" name=""/>
-                    <pic:cNvPicPr/>
-                  </pic:nvPicPr>
-                  <pic:blipFill>
-                    <a:blip r:embed="rId15"/>
-                    <a:stretch>
-                      <a:fillRect/>
-                    </a:stretch>
-                  </pic:blipFill>
-                  <pic:spPr>
-                    <a:xfrm>
-                      <a:off x="0" y="0"/>
-                      <a:ext cx="2818298" cy="3682398"/>
-                    </a:xfrm>
-                    <a:prstGeom prst="rect">
-                      <a:avLst/>
-                    </a:prstGeom>
-                  </pic:spPr>
-                </pic:pic>
-              </a:graphicData>
-            </a:graphic>
-          </wp:inline>
-        </w:drawing>
-      </w:r>
-    </w:p>
-    <w:p>
-      <w:pPr>
-        <w:ind w:firstLine="0"/>
-        <w:jc w:val="center"/>
-      </w:pPr>
-      <w:r>
-        <w:rPr>
-          <w:noProof/>
-          <w:lang w:eastAsia="ru-RU"/>
-        </w:rPr>
-        <w:t xml:space="preserve"> </w:t>
-      </w:r>
-      <w:r>
-        <w:rPr>
-          <w:noProof/>
-          <w:lang w:eastAsia="ru-RU"/>
-        </w:rPr>
-        <w:drawing>
-          <wp:inline distT="0" distB="0" distL="0" distR="0" wp14:anchorId="23C919E7" wp14:editId="2989A258">
-            <wp:extent cx="2897908" cy="3732669"/>
-            <wp:effectExtent l="0" t="0" r="0" b="1270"/>
-            <wp:docPr id="7" name="Рисунок 7"/>
             <wp:cNvGraphicFramePr>
               <a:graphicFrameLocks xmlns:a="http://schemas.openxmlformats.org/drawingml/2006/main" noChangeAspect="1"/>
             </wp:cNvGraphicFramePr>
@@ -14177,7 +13900,7 @@
                   <pic:spPr>
                     <a:xfrm>
                       <a:off x="0" y="0"/>
-                      <a:ext cx="2905200" cy="3742062"/>
+                      <a:ext cx="3955605" cy="2486615"/>
                     </a:xfrm>
                     <a:prstGeom prst="rect">
                       <a:avLst/>
@@ -14196,7 +13919,7 @@
         <w:jc w:val="center"/>
       </w:pPr>
       <w:r>
-        <w:t>Рисунок 6 – Заполнение полей</w:t>
+        <w:t>Рисунок 4 – Графический интерфейс пользователя</w:t>
       </w:r>
     </w:p>
     <w:p>
@@ -14204,17 +13927,72 @@
         <w:ind w:firstLine="0"/>
         <w:jc w:val="center"/>
       </w:pPr>
+    </w:p>
+    <w:p>
+      <w:pPr>
+        <w:ind w:firstLine="0"/>
+        <w:jc w:val="center"/>
+      </w:pPr>
+    </w:p>
+    <w:p>
+      <w:pPr>
+        <w:ind w:firstLine="709"/>
+        <w:rPr>
+          <w:b/>
+          <w:bCs/>
+        </w:rPr>
+      </w:pPr>
+      <w:r>
+        <w:rPr>
+          <w:b/>
+          <w:bCs/>
+        </w:rPr>
+        <w:t xml:space="preserve">1.5.1 </w:t>
+      </w:r>
+      <w:r>
+        <w:rPr>
+          <w:b/>
+          <w:bCs/>
+        </w:rPr>
+        <w:t xml:space="preserve">Тестовый случай добавления </w:t>
+      </w:r>
+      <w:r>
+        <w:rPr>
+          <w:b/>
+          <w:bCs/>
+        </w:rPr>
+        <w:t>элемента</w:t>
+      </w:r>
+    </w:p>
+    <w:p>
+      <w:pPr>
+        <w:ind w:firstLine="709"/>
+      </w:pPr>
+      <w:r>
+        <w:t>Для добавления элемента необходимо вызвать соответствующую форму путём нажатия кнопки «</w:t>
+      </w:r>
+      <w:r>
+        <w:t>Добавить карточку</w:t>
+      </w:r>
+      <w:r>
+        <w:t>» (рисунок 5).</w:t>
+      </w:r>
+    </w:p>
+    <w:p>
+      <w:pPr>
+        <w:ind w:firstLine="0"/>
+        <w:jc w:val="center"/>
+      </w:pPr>
       <w:r>
         <w:rPr>
           <w:noProof/>
           <w:lang w:eastAsia="ru-RU"/>
         </w:rPr>
-        <w:lastRenderedPageBreak/>
         <w:drawing>
-          <wp:inline distT="0" distB="0" distL="0" distR="0" wp14:anchorId="5A91F20F" wp14:editId="2C001E6A">
-            <wp:extent cx="4563112" cy="2829320"/>
-            <wp:effectExtent l="0" t="0" r="8890" b="9525"/>
-            <wp:docPr id="8" name="Рисунок 8"/>
+          <wp:inline distT="0" distB="0" distL="0" distR="0" wp14:anchorId="243784CD" wp14:editId="208F34D9">
+            <wp:extent cx="3621902" cy="4733071"/>
+            <wp:effectExtent l="0" t="0" r="0" b="0"/>
+            <wp:docPr id="4" name="Рисунок 4"/>
             <wp:cNvGraphicFramePr>
               <a:graphicFrameLocks xmlns:a="http://schemas.openxmlformats.org/drawingml/2006/main" noChangeAspect="1"/>
             </wp:cNvGraphicFramePr>
@@ -14234,7 +14012,7 @@
                   <pic:spPr>
                     <a:xfrm>
                       <a:off x="0" y="0"/>
-                      <a:ext cx="4563112" cy="2829320"/>
+                      <a:ext cx="3624655" cy="4736669"/>
                     </a:xfrm>
                     <a:prstGeom prst="rect">
                       <a:avLst/>
@@ -14253,87 +14031,23 @@
         <w:jc w:val="center"/>
       </w:pPr>
       <w:r>
-        <w:t>Рисунок 7 – Успешное добавление нового элемента</w:t>
-      </w:r>
-    </w:p>
-    <w:p/>
+        <w:t>Рисунок 5 – Форма для добавления издания</w:t>
+      </w:r>
+    </w:p>
     <w:p>
       <w:pPr>
         <w:ind w:firstLine="709"/>
-        <w:rPr>
-          <w:rFonts w:cs="Times New Roman"/>
-          <w:szCs w:val="28"/>
-        </w:rPr>
-      </w:pPr>
-      <w:r>
-        <w:rPr>
-          <w:rFonts w:cs="Times New Roman"/>
-          <w:szCs w:val="28"/>
-        </w:rPr>
-        <w:t>В программе предусмотрена система обработки некорректного ввода данных пользователем. Напр</w:t>
-      </w:r>
-      <w:r>
-        <w:rPr>
-          <w:rFonts w:cs="Times New Roman"/>
-          <w:szCs w:val="28"/>
-        </w:rPr>
-        <w:t>имер</w:t>
-      </w:r>
-      <w:r>
-        <w:rPr>
-          <w:rFonts w:cs="Times New Roman"/>
-          <w:szCs w:val="28"/>
-        </w:rPr>
-        <w:t xml:space="preserve">, </w:t>
-      </w:r>
-      <w:r>
-        <w:rPr>
-          <w:rFonts w:cs="Times New Roman"/>
-          <w:szCs w:val="28"/>
-        </w:rPr>
-        <w:t xml:space="preserve">пользователь не сможет ввести несколько точек в числе или отрицательное число, также программа не позволит ввести любой символ кроме точки или цифры. Если пользователь оставляет поле незаполненным и нажимает «Добавить», то </w:t>
-      </w:r>
-      <w:r>
-        <w:rPr>
-          <w:rFonts w:cs="Times New Roman"/>
-          <w:szCs w:val="28"/>
-        </w:rPr>
-        <w:t>появится соответствующее сообщение об ошибке</w:t>
-      </w:r>
-      <w:r>
-        <w:rPr>
-          <w:rFonts w:cs="Times New Roman"/>
-          <w:szCs w:val="28"/>
-        </w:rPr>
-        <w:t>, рисунки</w:t>
-      </w:r>
-      <w:r>
-        <w:rPr>
-          <w:rFonts w:cs="Times New Roman"/>
-          <w:szCs w:val="28"/>
-        </w:rPr>
-        <w:t xml:space="preserve"> 8</w:t>
-      </w:r>
-      <w:r>
-        <w:rPr>
-          <w:rFonts w:cs="Times New Roman"/>
-          <w:szCs w:val="28"/>
-        </w:rPr>
-        <w:t>–</w:t>
-      </w:r>
-      <w:r>
-        <w:rPr>
-          <w:rFonts w:cs="Times New Roman"/>
-          <w:szCs w:val="28"/>
-        </w:rPr>
-        <w:t>9</w:t>
-      </w:r>
-      <w:r>
-        <w:rPr>
-          <w:rFonts w:cs="Times New Roman"/>
-          <w:szCs w:val="28"/>
-        </w:rPr>
-        <w:t>.</w:t>
+      </w:pPr>
+      <w:r>
+        <w:t>Параметры издания можно указать в выпадающем меню.</w:t>
+      </w:r>
+    </w:p>
+    <w:p>
+      <w:pPr>
+        <w:ind w:firstLine="709"/>
+      </w:pPr>
+      <w:r>
+        <w:t>После ввода данных необходимо нажать кнопку «Ок», элемент появится в таблице главной формы (рисунки 6 и 7).</w:t>
       </w:r>
     </w:p>
     <w:p>
@@ -14346,11 +14060,12 @@
           <w:noProof/>
           <w:lang w:eastAsia="ru-RU"/>
         </w:rPr>
+        <w:lastRenderedPageBreak/>
         <w:drawing>
-          <wp:inline distT="0" distB="0" distL="0" distR="0" wp14:anchorId="72C0BAD8" wp14:editId="07F14095">
-            <wp:extent cx="3072930" cy="2804822"/>
-            <wp:effectExtent l="0" t="0" r="0" b="0"/>
-            <wp:docPr id="9" name="Рисунок 9"/>
+          <wp:inline distT="0" distB="0" distL="0" distR="0" wp14:anchorId="1863319A" wp14:editId="6B6B0FB2">
+            <wp:extent cx="2807927" cy="3649648"/>
+            <wp:effectExtent l="0" t="0" r="0" b="8255"/>
+            <wp:docPr id="5" name="Рисунок 5"/>
             <wp:cNvGraphicFramePr>
               <a:graphicFrameLocks xmlns:a="http://schemas.openxmlformats.org/drawingml/2006/main" noChangeAspect="1"/>
             </wp:cNvGraphicFramePr>
@@ -14370,6 +14085,301 @@
                   <pic:spPr>
                     <a:xfrm>
                       <a:off x="0" y="0"/>
+                      <a:ext cx="2818500" cy="3663391"/>
+                    </a:xfrm>
+                    <a:prstGeom prst="rect">
+                      <a:avLst/>
+                    </a:prstGeom>
+                  </pic:spPr>
+                </pic:pic>
+              </a:graphicData>
+            </a:graphic>
+          </wp:inline>
+        </w:drawing>
+      </w:r>
+      <w:r>
+        <w:rPr>
+          <w:noProof/>
+          <w:lang w:eastAsia="ru-RU"/>
+        </w:rPr>
+        <w:t xml:space="preserve"> </w:t>
+      </w:r>
+      <w:r>
+        <w:rPr>
+          <w:noProof/>
+          <w:lang w:eastAsia="ru-RU"/>
+        </w:rPr>
+        <w:drawing>
+          <wp:inline distT="0" distB="0" distL="0" distR="0" wp14:anchorId="57D98FC9" wp14:editId="78B83967">
+            <wp:extent cx="2811490" cy="3673503"/>
+            <wp:effectExtent l="0" t="0" r="8255" b="3175"/>
+            <wp:docPr id="6" name="Рисунок 6"/>
+            <wp:cNvGraphicFramePr>
+              <a:graphicFrameLocks xmlns:a="http://schemas.openxmlformats.org/drawingml/2006/main" noChangeAspect="1"/>
+            </wp:cNvGraphicFramePr>
+            <a:graphic xmlns:a="http://schemas.openxmlformats.org/drawingml/2006/main">
+              <a:graphicData uri="http://schemas.openxmlformats.org/drawingml/2006/picture">
+                <pic:pic xmlns:pic="http://schemas.openxmlformats.org/drawingml/2006/picture">
+                  <pic:nvPicPr>
+                    <pic:cNvPr id="1" name=""/>
+                    <pic:cNvPicPr/>
+                  </pic:nvPicPr>
+                  <pic:blipFill>
+                    <a:blip r:embed="rId19"/>
+                    <a:stretch>
+                      <a:fillRect/>
+                    </a:stretch>
+                  </pic:blipFill>
+                  <pic:spPr>
+                    <a:xfrm>
+                      <a:off x="0" y="0"/>
+                      <a:ext cx="2818298" cy="3682398"/>
+                    </a:xfrm>
+                    <a:prstGeom prst="rect">
+                      <a:avLst/>
+                    </a:prstGeom>
+                  </pic:spPr>
+                </pic:pic>
+              </a:graphicData>
+            </a:graphic>
+          </wp:inline>
+        </w:drawing>
+      </w:r>
+    </w:p>
+    <w:p>
+      <w:pPr>
+        <w:ind w:firstLine="0"/>
+        <w:jc w:val="center"/>
+      </w:pPr>
+      <w:r>
+        <w:rPr>
+          <w:noProof/>
+          <w:lang w:eastAsia="ru-RU"/>
+        </w:rPr>
+        <w:t xml:space="preserve"> </w:t>
+      </w:r>
+      <w:r>
+        <w:rPr>
+          <w:noProof/>
+          <w:lang w:eastAsia="ru-RU"/>
+        </w:rPr>
+        <w:drawing>
+          <wp:inline distT="0" distB="0" distL="0" distR="0" wp14:anchorId="23C919E7" wp14:editId="2989A258">
+            <wp:extent cx="2897908" cy="3732669"/>
+            <wp:effectExtent l="0" t="0" r="0" b="1270"/>
+            <wp:docPr id="7" name="Рисунок 7"/>
+            <wp:cNvGraphicFramePr>
+              <a:graphicFrameLocks xmlns:a="http://schemas.openxmlformats.org/drawingml/2006/main" noChangeAspect="1"/>
+            </wp:cNvGraphicFramePr>
+            <a:graphic xmlns:a="http://schemas.openxmlformats.org/drawingml/2006/main">
+              <a:graphicData uri="http://schemas.openxmlformats.org/drawingml/2006/picture">
+                <pic:pic xmlns:pic="http://schemas.openxmlformats.org/drawingml/2006/picture">
+                  <pic:nvPicPr>
+                    <pic:cNvPr id="1" name=""/>
+                    <pic:cNvPicPr/>
+                  </pic:nvPicPr>
+                  <pic:blipFill>
+                    <a:blip r:embed="rId20"/>
+                    <a:stretch>
+                      <a:fillRect/>
+                    </a:stretch>
+                  </pic:blipFill>
+                  <pic:spPr>
+                    <a:xfrm>
+                      <a:off x="0" y="0"/>
+                      <a:ext cx="2905200" cy="3742062"/>
+                    </a:xfrm>
+                    <a:prstGeom prst="rect">
+                      <a:avLst/>
+                    </a:prstGeom>
+                  </pic:spPr>
+                </pic:pic>
+              </a:graphicData>
+            </a:graphic>
+          </wp:inline>
+        </w:drawing>
+      </w:r>
+    </w:p>
+    <w:p>
+      <w:pPr>
+        <w:ind w:firstLine="0"/>
+        <w:jc w:val="center"/>
+      </w:pPr>
+      <w:r>
+        <w:t>Рисунок 6 – Заполнение полей</w:t>
+      </w:r>
+    </w:p>
+    <w:p>
+      <w:pPr>
+        <w:ind w:firstLine="0"/>
+        <w:jc w:val="center"/>
+      </w:pPr>
+      <w:r>
+        <w:rPr>
+          <w:noProof/>
+          <w:lang w:eastAsia="ru-RU"/>
+        </w:rPr>
+        <w:lastRenderedPageBreak/>
+        <w:drawing>
+          <wp:inline distT="0" distB="0" distL="0" distR="0" wp14:anchorId="5A91F20F" wp14:editId="2C001E6A">
+            <wp:extent cx="4563112" cy="2829320"/>
+            <wp:effectExtent l="0" t="0" r="8890" b="9525"/>
+            <wp:docPr id="8" name="Рисунок 8"/>
+            <wp:cNvGraphicFramePr>
+              <a:graphicFrameLocks xmlns:a="http://schemas.openxmlformats.org/drawingml/2006/main" noChangeAspect="1"/>
+            </wp:cNvGraphicFramePr>
+            <a:graphic xmlns:a="http://schemas.openxmlformats.org/drawingml/2006/main">
+              <a:graphicData uri="http://schemas.openxmlformats.org/drawingml/2006/picture">
+                <pic:pic xmlns:pic="http://schemas.openxmlformats.org/drawingml/2006/picture">
+                  <pic:nvPicPr>
+                    <pic:cNvPr id="1" name=""/>
+                    <pic:cNvPicPr/>
+                  </pic:nvPicPr>
+                  <pic:blipFill>
+                    <a:blip r:embed="rId21"/>
+                    <a:stretch>
+                      <a:fillRect/>
+                    </a:stretch>
+                  </pic:blipFill>
+                  <pic:spPr>
+                    <a:xfrm>
+                      <a:off x="0" y="0"/>
+                      <a:ext cx="4563112" cy="2829320"/>
+                    </a:xfrm>
+                    <a:prstGeom prst="rect">
+                      <a:avLst/>
+                    </a:prstGeom>
+                  </pic:spPr>
+                </pic:pic>
+              </a:graphicData>
+            </a:graphic>
+          </wp:inline>
+        </w:drawing>
+      </w:r>
+    </w:p>
+    <w:p>
+      <w:pPr>
+        <w:ind w:firstLine="0"/>
+        <w:jc w:val="center"/>
+      </w:pPr>
+      <w:r>
+        <w:t>Рисунок 7 – Успешное добавление нового элемента</w:t>
+      </w:r>
+    </w:p>
+    <w:p/>
+    <w:p>
+      <w:pPr>
+        <w:ind w:firstLine="709"/>
+        <w:rPr>
+          <w:rFonts w:cs="Times New Roman"/>
+          <w:szCs w:val="28"/>
+        </w:rPr>
+      </w:pPr>
+      <w:r>
+        <w:rPr>
+          <w:rFonts w:cs="Times New Roman"/>
+          <w:szCs w:val="28"/>
+        </w:rPr>
+        <w:t>В программе предусмотрена система обработки некорректного ввода данных пользователем. Напр</w:t>
+      </w:r>
+      <w:r>
+        <w:rPr>
+          <w:rFonts w:cs="Times New Roman"/>
+          <w:szCs w:val="28"/>
+        </w:rPr>
+        <w:t>имер</w:t>
+      </w:r>
+      <w:r>
+        <w:rPr>
+          <w:rFonts w:cs="Times New Roman"/>
+          <w:szCs w:val="28"/>
+        </w:rPr>
+        <w:t xml:space="preserve">, </w:t>
+      </w:r>
+      <w:r>
+        <w:rPr>
+          <w:rFonts w:cs="Times New Roman"/>
+          <w:szCs w:val="28"/>
+        </w:rPr>
+        <w:t xml:space="preserve">пользователь не сможет ввести несколько точек в числе или отрицательное число, также программа не позволит ввести любой символ кроме точки или цифры. Если пользователь оставляет поле незаполненным и нажимает «Добавить», то </w:t>
+      </w:r>
+      <w:r>
+        <w:rPr>
+          <w:rFonts w:cs="Times New Roman"/>
+          <w:szCs w:val="28"/>
+        </w:rPr>
+        <w:t>появится соответствующее сообщение об ошибке</w:t>
+      </w:r>
+      <w:r>
+        <w:rPr>
+          <w:rFonts w:cs="Times New Roman"/>
+          <w:szCs w:val="28"/>
+        </w:rPr>
+        <w:t>, рисунки</w:t>
+      </w:r>
+      <w:r>
+        <w:rPr>
+          <w:rFonts w:cs="Times New Roman"/>
+          <w:szCs w:val="28"/>
+        </w:rPr>
+        <w:t xml:space="preserve"> 8</w:t>
+      </w:r>
+      <w:r>
+        <w:rPr>
+          <w:rFonts w:cs="Times New Roman"/>
+          <w:szCs w:val="28"/>
+        </w:rPr>
+        <w:t>–</w:t>
+      </w:r>
+      <w:r>
+        <w:rPr>
+          <w:rFonts w:cs="Times New Roman"/>
+          <w:szCs w:val="28"/>
+        </w:rPr>
+        <w:t>9</w:t>
+      </w:r>
+      <w:r>
+        <w:rPr>
+          <w:rFonts w:cs="Times New Roman"/>
+          <w:szCs w:val="28"/>
+        </w:rPr>
+        <w:t>.</w:t>
+      </w:r>
+    </w:p>
+    <w:p>
+      <w:pPr>
+        <w:ind w:firstLine="0"/>
+        <w:jc w:val="center"/>
+      </w:pPr>
+      <w:r>
+        <w:rPr>
+          <w:noProof/>
+          <w:lang w:eastAsia="ru-RU"/>
+        </w:rPr>
+        <w:drawing>
+          <wp:inline distT="0" distB="0" distL="0" distR="0" wp14:anchorId="72C0BAD8" wp14:editId="07F14095">
+            <wp:extent cx="3072930" cy="2804822"/>
+            <wp:effectExtent l="0" t="0" r="0" b="0"/>
+            <wp:docPr id="9" name="Рисунок 9"/>
+            <wp:cNvGraphicFramePr>
+              <a:graphicFrameLocks xmlns:a="http://schemas.openxmlformats.org/drawingml/2006/main" noChangeAspect="1"/>
+            </wp:cNvGraphicFramePr>
+            <a:graphic xmlns:a="http://schemas.openxmlformats.org/drawingml/2006/main">
+              <a:graphicData uri="http://schemas.openxmlformats.org/drawingml/2006/picture">
+                <pic:pic xmlns:pic="http://schemas.openxmlformats.org/drawingml/2006/picture">
+                  <pic:nvPicPr>
+                    <pic:cNvPr id="1" name=""/>
+                    <pic:cNvPicPr/>
+                  </pic:nvPicPr>
+                  <pic:blipFill>
+                    <a:blip r:embed="rId22"/>
+                    <a:stretch>
+                      <a:fillRect/>
+                    </a:stretch>
+                  </pic:blipFill>
+                  <pic:spPr>
+                    <a:xfrm>
+                      <a:off x="0" y="0"/>
                       <a:ext cx="3078405" cy="2809819"/>
                     </a:xfrm>
                     <a:prstGeom prst="rect">
@@ -14425,7 +14435,7 @@
                     <pic:cNvPicPr/>
                   </pic:nvPicPr>
                   <pic:blipFill rotWithShape="1">
-                    <a:blip r:embed="rId19"/>
+                    <a:blip r:embed="rId23"/>
                     <a:srcRect r="1884"/>
                     <a:stretch/>
                   </pic:blipFill>
@@ -14531,7 +14541,7 @@
                     <pic:cNvPicPr/>
                   </pic:nvPicPr>
                   <pic:blipFill rotWithShape="1">
-                    <a:blip r:embed="rId20"/>
+                    <a:blip r:embed="rId24"/>
                     <a:srcRect l="3107" t="48420"/>
                     <a:stretch/>
                   </pic:blipFill>
@@ -14601,7 +14611,7 @@
                     <pic:cNvPicPr/>
                   </pic:nvPicPr>
                   <pic:blipFill>
-                    <a:blip r:embed="rId21"/>
+                    <a:blip r:embed="rId25"/>
                     <a:stretch>
                       <a:fillRect/>
                     </a:stretch>
@@ -14652,305 +14662,6 @@
             <wp:extent cx="4022636" cy="2504660"/>
             <wp:effectExtent l="0" t="0" r="0" b="0"/>
             <wp:docPr id="13" name="Рисунок 13"/>
-            <wp:cNvGraphicFramePr>
-              <a:graphicFrameLocks xmlns:a="http://schemas.openxmlformats.org/drawingml/2006/main" noChangeAspect="1"/>
-            </wp:cNvGraphicFramePr>
-            <a:graphic xmlns:a="http://schemas.openxmlformats.org/drawingml/2006/main">
-              <a:graphicData uri="http://schemas.openxmlformats.org/drawingml/2006/picture">
-                <pic:pic xmlns:pic="http://schemas.openxmlformats.org/drawingml/2006/picture">
-                  <pic:nvPicPr>
-                    <pic:cNvPr id="1" name=""/>
-                    <pic:cNvPicPr/>
-                  </pic:nvPicPr>
-                  <pic:blipFill>
-                    <a:blip r:embed="rId22"/>
-                    <a:stretch>
-                      <a:fillRect/>
-                    </a:stretch>
-                  </pic:blipFill>
-                  <pic:spPr>
-                    <a:xfrm>
-                      <a:off x="0" y="0"/>
-                      <a:ext cx="4025843" cy="2506657"/>
-                    </a:xfrm>
-                    <a:prstGeom prst="rect">
-                      <a:avLst/>
-                    </a:prstGeom>
-                  </pic:spPr>
-                </pic:pic>
-              </a:graphicData>
-            </a:graphic>
-          </wp:inline>
-        </w:drawing>
-      </w:r>
-    </w:p>
-    <w:p>
-      <w:pPr>
-        <w:ind w:firstLine="0"/>
-        <w:jc w:val="center"/>
-      </w:pPr>
-      <w:r>
-        <w:t xml:space="preserve">Рисунок 12 – Выбор </w:t>
-      </w:r>
-      <w:r>
-        <w:t>одного</w:t>
-      </w:r>
-      <w:r>
-        <w:t xml:space="preserve"> элемент</w:t>
-      </w:r>
-      <w:r>
-        <w:t>а</w:t>
-      </w:r>
-      <w:r>
-        <w:t xml:space="preserve"> для удаления</w:t>
-      </w:r>
-    </w:p>
-    <w:p>
-      <w:pPr>
-        <w:ind w:firstLine="0"/>
-        <w:jc w:val="center"/>
-      </w:pPr>
-      <w:r>
-        <w:rPr>
-          <w:noProof/>
-          <w:lang w:eastAsia="ru-RU"/>
-        </w:rPr>
-        <w:drawing>
-          <wp:inline distT="0" distB="0" distL="0" distR="0" wp14:anchorId="3C5BAF5A" wp14:editId="2D85C88F">
-            <wp:extent cx="3560710" cy="2226365"/>
-            <wp:effectExtent l="0" t="0" r="1905" b="2540"/>
-            <wp:docPr id="14" name="Рисунок 14"/>
-            <wp:cNvGraphicFramePr>
-              <a:graphicFrameLocks xmlns:a="http://schemas.openxmlformats.org/drawingml/2006/main" noChangeAspect="1"/>
-            </wp:cNvGraphicFramePr>
-            <a:graphic xmlns:a="http://schemas.openxmlformats.org/drawingml/2006/main">
-              <a:graphicData uri="http://schemas.openxmlformats.org/drawingml/2006/picture">
-                <pic:pic xmlns:pic="http://schemas.openxmlformats.org/drawingml/2006/picture">
-                  <pic:nvPicPr>
-                    <pic:cNvPr id="1" name=""/>
-                    <pic:cNvPicPr/>
-                  </pic:nvPicPr>
-                  <pic:blipFill>
-                    <a:blip r:embed="rId23"/>
-                    <a:stretch>
-                      <a:fillRect/>
-                    </a:stretch>
-                  </pic:blipFill>
-                  <pic:spPr>
-                    <a:xfrm>
-                      <a:off x="0" y="0"/>
-                      <a:ext cx="3568823" cy="2231437"/>
-                    </a:xfrm>
-                    <a:prstGeom prst="rect">
-                      <a:avLst/>
-                    </a:prstGeom>
-                  </pic:spPr>
-                </pic:pic>
-              </a:graphicData>
-            </a:graphic>
-          </wp:inline>
-        </w:drawing>
-      </w:r>
-    </w:p>
-    <w:p>
-      <w:pPr>
-        <w:ind w:firstLine="0"/>
-        <w:jc w:val="center"/>
-      </w:pPr>
-      <w:r>
-        <w:t>Рисунок 13 – Результат удаления выбранных элементов</w:t>
-      </w:r>
-    </w:p>
-    <w:p>
-      <w:pPr>
-        <w:spacing w:line="240" w:lineRule="auto"/>
-        <w:ind w:firstLine="0"/>
-        <w:jc w:val="left"/>
-      </w:pPr>
-      <w:r>
-        <w:br w:type="page"/>
-      </w:r>
-    </w:p>
-    <w:p>
-      <w:pPr>
-        <w:ind w:firstLine="709"/>
-        <w:rPr>
-          <w:b/>
-          <w:bCs/>
-        </w:rPr>
-      </w:pPr>
-      <w:r>
-        <w:rPr>
-          <w:b/>
-          <w:bCs/>
-        </w:rPr>
-        <w:lastRenderedPageBreak/>
-        <w:t xml:space="preserve">1.5.3 Тестовый случай </w:t>
-      </w:r>
-      <w:r>
-        <w:rPr>
-          <w:b/>
-          <w:bCs/>
-        </w:rPr>
-        <w:t>Поиска</w:t>
-      </w:r>
-    </w:p>
-    <w:p>
-      <w:pPr>
-        <w:ind w:firstLine="709"/>
-      </w:pPr>
-      <w:r>
-        <w:t>Для поиска изданий предусмотрена форма поиска (рисунок 14)</w:t>
-      </w:r>
-    </w:p>
-    <w:p>
-      <w:pPr>
-        <w:jc w:val="center"/>
-      </w:pPr>
-      <w:r>
-        <w:rPr>
-          <w:noProof/>
-          <w:lang w:eastAsia="ru-RU"/>
-        </w:rPr>
-        <w:drawing>
-          <wp:inline distT="0" distB="0" distL="0" distR="0" wp14:anchorId="589623E0" wp14:editId="5276D7AB">
-            <wp:extent cx="3116741" cy="2830664"/>
-            <wp:effectExtent l="0" t="0" r="7620" b="8255"/>
-            <wp:docPr id="15" name="Рисунок 15"/>
-            <wp:cNvGraphicFramePr>
-              <a:graphicFrameLocks xmlns:a="http://schemas.openxmlformats.org/drawingml/2006/main" noChangeAspect="1"/>
-            </wp:cNvGraphicFramePr>
-            <a:graphic xmlns:a="http://schemas.openxmlformats.org/drawingml/2006/main">
-              <a:graphicData uri="http://schemas.openxmlformats.org/drawingml/2006/picture">
-                <pic:pic xmlns:pic="http://schemas.openxmlformats.org/drawingml/2006/picture">
-                  <pic:nvPicPr>
-                    <pic:cNvPr id="1" name=""/>
-                    <pic:cNvPicPr/>
-                  </pic:nvPicPr>
-                  <pic:blipFill>
-                    <a:blip r:embed="rId24"/>
-                    <a:stretch>
-                      <a:fillRect/>
-                    </a:stretch>
-                  </pic:blipFill>
-                  <pic:spPr>
-                    <a:xfrm>
-                      <a:off x="0" y="0"/>
-                      <a:ext cx="3122863" cy="2836224"/>
-                    </a:xfrm>
-                    <a:prstGeom prst="rect">
-                      <a:avLst/>
-                    </a:prstGeom>
-                  </pic:spPr>
-                </pic:pic>
-              </a:graphicData>
-            </a:graphic>
-          </wp:inline>
-        </w:drawing>
-      </w:r>
-    </w:p>
-    <w:p>
-      <w:pPr>
-        <w:ind w:firstLine="0"/>
-        <w:jc w:val="center"/>
-      </w:pPr>
-      <w:r>
-        <w:t xml:space="preserve">Рисунок 14 – Настройка параметров для поиска библиотечных </w:t>
-      </w:r>
-      <w:r>
-        <w:t>карточек</w:t>
-      </w:r>
-    </w:p>
-    <w:p>
-      <w:pPr>
-        <w:spacing w:before="240"/>
-        <w:ind w:firstLine="709"/>
-      </w:pPr>
-      <w:r>
-        <w:t>Пользователь выбирает параметры, по которым требуется найти библиотечное издание, вводит значения этих параметров и нажимает кнопку «</w:t>
-      </w:r>
-      <w:r>
-        <w:t>Найти</w:t>
-      </w:r>
-      <w:r>
-        <w:t>» (рисунки 15 и 16).</w:t>
-      </w:r>
-    </w:p>
-    <w:p>
-      <w:pPr>
-        <w:ind w:firstLine="709"/>
-        <w:jc w:val="center"/>
-      </w:pPr>
-      <w:r>
-        <w:rPr>
-          <w:noProof/>
-          <w:lang w:eastAsia="ru-RU"/>
-        </w:rPr>
-        <w:drawing>
-          <wp:inline distT="0" distB="0" distL="0" distR="0" wp14:anchorId="43985042" wp14:editId="121799A0">
-            <wp:extent cx="3477071" cy="2703444"/>
-            <wp:effectExtent l="0" t="0" r="9525" b="1905"/>
-            <wp:docPr id="16" name="Рисунок 16"/>
-            <wp:cNvGraphicFramePr>
-              <a:graphicFrameLocks xmlns:a="http://schemas.openxmlformats.org/drawingml/2006/main" noChangeAspect="1"/>
-            </wp:cNvGraphicFramePr>
-            <a:graphic xmlns:a="http://schemas.openxmlformats.org/drawingml/2006/main">
-              <a:graphicData uri="http://schemas.openxmlformats.org/drawingml/2006/picture">
-                <pic:pic xmlns:pic="http://schemas.openxmlformats.org/drawingml/2006/picture">
-                  <pic:nvPicPr>
-                    <pic:cNvPr id="1" name=""/>
-                    <pic:cNvPicPr/>
-                  </pic:nvPicPr>
-                  <pic:blipFill>
-                    <a:blip r:embed="rId25"/>
-                    <a:stretch>
-                      <a:fillRect/>
-                    </a:stretch>
-                  </pic:blipFill>
-                  <pic:spPr>
-                    <a:xfrm>
-                      <a:off x="0" y="0"/>
-                      <a:ext cx="3480816" cy="2706356"/>
-                    </a:xfrm>
-                    <a:prstGeom prst="rect">
-                      <a:avLst/>
-                    </a:prstGeom>
-                  </pic:spPr>
-                </pic:pic>
-              </a:graphicData>
-            </a:graphic>
-          </wp:inline>
-        </w:drawing>
-      </w:r>
-    </w:p>
-    <w:p>
-      <w:pPr>
-        <w:ind w:firstLine="0"/>
-        <w:jc w:val="center"/>
-      </w:pPr>
-      <w:r>
-        <w:t xml:space="preserve">Рисунок 15 – Поиск по </w:t>
-      </w:r>
-      <w:r>
-        <w:t>фамилии</w:t>
-      </w:r>
-    </w:p>
-    <w:p>
-      <w:pPr>
-        <w:ind w:firstLine="0"/>
-        <w:jc w:val="center"/>
-      </w:pPr>
-      <w:r>
-        <w:rPr>
-          <w:noProof/>
-          <w:lang w:eastAsia="ru-RU"/>
-        </w:rPr>
-        <w:lastRenderedPageBreak/>
-        <w:drawing>
-          <wp:inline distT="0" distB="0" distL="0" distR="0" wp14:anchorId="730CDB82" wp14:editId="79CCDC9C">
-            <wp:extent cx="3743878" cy="2711394"/>
-            <wp:effectExtent l="0" t="0" r="0" b="0"/>
-            <wp:docPr id="17" name="Рисунок 17"/>
             <wp:cNvGraphicFramePr>
               <a:graphicFrameLocks xmlns:a="http://schemas.openxmlformats.org/drawingml/2006/main" noChangeAspect="1"/>
             </wp:cNvGraphicFramePr>
@@ -14970,7 +14681,7 @@
                   <pic:spPr>
                     <a:xfrm>
                       <a:off x="0" y="0"/>
-                      <a:ext cx="3748267" cy="2714573"/>
+                      <a:ext cx="4025843" cy="2506657"/>
                     </a:xfrm>
                     <a:prstGeom prst="rect">
                       <a:avLst/>
@@ -14989,10 +14700,19 @@
         <w:jc w:val="center"/>
       </w:pPr>
       <w:r>
-        <w:t xml:space="preserve">Рисунок 16 – Поиск по </w:t>
-      </w:r>
-      <w:r>
-        <w:t>названию работы</w:t>
+        <w:t xml:space="preserve">Рисунок 12 – Выбор </w:t>
+      </w:r>
+      <w:r>
+        <w:t>одного</w:t>
+      </w:r>
+      <w:r>
+        <w:t xml:space="preserve"> элемент</w:t>
+      </w:r>
+      <w:r>
+        <w:t>а</w:t>
+      </w:r>
+      <w:r>
+        <w:t xml:space="preserve"> для удаления</w:t>
       </w:r>
     </w:p>
     <w:p>
@@ -15006,10 +14726,10 @@
           <w:lang w:eastAsia="ru-RU"/>
         </w:rPr>
         <w:drawing>
-          <wp:inline distT="0" distB="0" distL="0" distR="0" wp14:anchorId="4BF5116D" wp14:editId="0BC04A0D">
-            <wp:extent cx="3521849" cy="2563637"/>
-            <wp:effectExtent l="0" t="0" r="2540" b="8255"/>
-            <wp:docPr id="18" name="Рисунок 18"/>
+          <wp:inline distT="0" distB="0" distL="0" distR="0" wp14:anchorId="3C5BAF5A" wp14:editId="2D85C88F">
+            <wp:extent cx="3560710" cy="2226365"/>
+            <wp:effectExtent l="0" t="0" r="1905" b="2540"/>
+            <wp:docPr id="14" name="Рисунок 14"/>
             <wp:cNvGraphicFramePr>
               <a:graphicFrameLocks xmlns:a="http://schemas.openxmlformats.org/drawingml/2006/main" noChangeAspect="1"/>
             </wp:cNvGraphicFramePr>
@@ -15029,7 +14749,7 @@
                   <pic:spPr>
                     <a:xfrm>
                       <a:off x="0" y="0"/>
-                      <a:ext cx="3525944" cy="2566618"/>
+                      <a:ext cx="3568823" cy="2231437"/>
                     </a:xfrm>
                     <a:prstGeom prst="rect">
                       <a:avLst/>
@@ -15048,20 +14768,18 @@
         <w:jc w:val="center"/>
       </w:pPr>
       <w:r>
-        <w:t xml:space="preserve">Рисунок 17 – </w:t>
-      </w:r>
-      <w:r>
-        <w:t xml:space="preserve">Поиск по </w:t>
-      </w:r>
-      <w:r>
-        <w:t>году издания</w:t>
-      </w:r>
-    </w:p>
-    <w:p>
-      <w:pPr>
+        <w:t>Рисунок 13 – Результат удаления выбранных элементов</w:t>
+      </w:r>
+    </w:p>
+    <w:p>
+      <w:pPr>
+        <w:spacing w:line="240" w:lineRule="auto"/>
         <w:ind w:firstLine="0"/>
-        <w:jc w:val="center"/>
-      </w:pPr>
+        <w:jc w:val="left"/>
+      </w:pPr>
+      <w:r>
+        <w:br w:type="page"/>
+      </w:r>
     </w:p>
     <w:p>
       <w:pPr>
@@ -15076,7 +14794,15 @@
           <w:b/>
           <w:bCs/>
         </w:rPr>
-        <w:t>1.5.4 Тестовый случай «Сохранить»</w:t>
+        <w:lastRenderedPageBreak/>
+        <w:t xml:space="preserve">1.5.3 Тестовый случай </w:t>
+      </w:r>
+      <w:r>
+        <w:rPr>
+          <w:b/>
+          <w:bCs/>
+        </w:rPr>
+        <w:t>Поиска</w:t>
       </w:r>
     </w:p>
     <w:p>
@@ -15084,12 +14810,11 @@
         <w:ind w:firstLine="709"/>
       </w:pPr>
       <w:r>
-        <w:t>Для сохранения данных в таблице необходимо нажать на кнопку «Сохранить». Откроется системный диалог сохранения файла, где пользователь выбирает директорию и указывает имя файла (рисунок 18).</w:t>
-      </w:r>
-    </w:p>
-    <w:p>
-      <w:pPr>
-        <w:ind w:firstLine="709"/>
+        <w:t>Для поиска изданий предусмотрена форма поиска (рисунок 14)</w:t>
+      </w:r>
+    </w:p>
+    <w:p>
+      <w:pPr>
         <w:jc w:val="center"/>
       </w:pPr>
       <w:r>
@@ -15097,12 +14822,11 @@
           <w:noProof/>
           <w:lang w:eastAsia="ru-RU"/>
         </w:rPr>
-        <w:lastRenderedPageBreak/>
         <w:drawing>
-          <wp:inline distT="0" distB="0" distL="0" distR="0" wp14:anchorId="0B7C9827" wp14:editId="7AF812CC">
-            <wp:extent cx="3450446" cy="2130950"/>
-            <wp:effectExtent l="0" t="0" r="0" b="3175"/>
-            <wp:docPr id="19" name="Рисунок 19"/>
+          <wp:inline distT="0" distB="0" distL="0" distR="0" wp14:anchorId="589623E0" wp14:editId="5276D7AB">
+            <wp:extent cx="3116741" cy="2830664"/>
+            <wp:effectExtent l="0" t="0" r="7620" b="8255"/>
+            <wp:docPr id="15" name="Рисунок 15"/>
             <wp:cNvGraphicFramePr>
               <a:graphicFrameLocks xmlns:a="http://schemas.openxmlformats.org/drawingml/2006/main" noChangeAspect="1"/>
             </wp:cNvGraphicFramePr>
@@ -15122,7 +14846,7 @@
                   <pic:spPr>
                     <a:xfrm>
                       <a:off x="0" y="0"/>
-                      <a:ext cx="3455936" cy="2134341"/>
+                      <a:ext cx="3122863" cy="2836224"/>
                     </a:xfrm>
                     <a:prstGeom prst="rect">
                       <a:avLst/>
@@ -15141,15 +14865,42 @@
         <w:jc w:val="center"/>
       </w:pPr>
       <w:r>
+        <w:t xml:space="preserve">Рисунок 14 – Настройка параметров для поиска библиотечных </w:t>
+      </w:r>
+      <w:r>
+        <w:t>карточек</w:t>
+      </w:r>
+    </w:p>
+    <w:p>
+      <w:pPr>
+        <w:spacing w:before="240"/>
+        <w:ind w:firstLine="709"/>
+      </w:pPr>
+      <w:r>
+        <w:t>Пользователь выбирает параметры, по которым требуется найти библиотечное издание, вводит значения этих параметров и нажимает кнопку «</w:t>
+      </w:r>
+      <w:r>
+        <w:t>Найти</w:t>
+      </w:r>
+      <w:r>
+        <w:t>» (рисунки 15 и 16).</w:t>
+      </w:r>
+    </w:p>
+    <w:p>
+      <w:pPr>
+        <w:ind w:firstLine="709"/>
+        <w:jc w:val="center"/>
+      </w:pPr>
+      <w:r>
         <w:rPr>
           <w:noProof/>
           <w:lang w:eastAsia="ru-RU"/>
         </w:rPr>
         <w:drawing>
-          <wp:inline distT="0" distB="0" distL="0" distR="0" wp14:anchorId="71687089" wp14:editId="5422F5E8">
-            <wp:extent cx="5940425" cy="3735070"/>
-            <wp:effectExtent l="0" t="0" r="3175" b="0"/>
-            <wp:docPr id="20" name="Рисунок 20"/>
+          <wp:inline distT="0" distB="0" distL="0" distR="0" wp14:anchorId="43985042" wp14:editId="121799A0">
+            <wp:extent cx="3477071" cy="2703444"/>
+            <wp:effectExtent l="0" t="0" r="9525" b="1905"/>
+            <wp:docPr id="16" name="Рисунок 16"/>
             <wp:cNvGraphicFramePr>
               <a:graphicFrameLocks xmlns:a="http://schemas.openxmlformats.org/drawingml/2006/main" noChangeAspect="1"/>
             </wp:cNvGraphicFramePr>
@@ -15169,7 +14920,7 @@
                   <pic:spPr>
                     <a:xfrm>
                       <a:off x="0" y="0"/>
-                      <a:ext cx="5940425" cy="3735070"/>
+                      <a:ext cx="3480816" cy="2706356"/>
                     </a:xfrm>
                     <a:prstGeom prst="rect">
                       <a:avLst/>
@@ -15188,46 +14939,10 @@
         <w:jc w:val="center"/>
       </w:pPr>
       <w:r>
-        <w:t>Рисунок 18 – Сохранение файла</w:t>
-      </w:r>
-    </w:p>
-    <w:p/>
-    <w:p>
-      <w:pPr>
-        <w:ind w:firstLine="709"/>
-        <w:rPr>
-          <w:b/>
-          <w:bCs/>
-        </w:rPr>
-      </w:pPr>
-      <w:r>
-        <w:rPr>
-          <w:b/>
-          <w:bCs/>
-        </w:rPr>
-        <w:t>1.5.5 Тестовый случай «Загрузить данные»</w:t>
-      </w:r>
-    </w:p>
-    <w:p>
-      <w:pPr>
-        <w:ind w:firstLine="709"/>
-      </w:pPr>
-      <w:r>
-        <w:t>Для загрузки данных в таблицу необходимо нажать на соответствующую кнопку «</w:t>
-      </w:r>
-      <w:r>
-        <w:t>Загрузить</w:t>
-      </w:r>
-      <w:r>
-        <w:t>».</w:t>
-      </w:r>
-    </w:p>
-    <w:p>
-      <w:pPr>
-        <w:ind w:firstLine="709"/>
-      </w:pPr>
-      <w:r>
-        <w:t>Далее откроется системный диалог загрузки файла (рисунок 19).</w:t>
+        <w:t xml:space="preserve">Рисунок 15 – Поиск по </w:t>
+      </w:r>
+      <w:r>
+        <w:t>фамилии</w:t>
       </w:r>
     </w:p>
     <w:p>
@@ -15242,10 +14957,10 @@
         </w:rPr>
         <w:lastRenderedPageBreak/>
         <w:drawing>
-          <wp:inline distT="0" distB="0" distL="0" distR="0" wp14:anchorId="02176D3C" wp14:editId="0CEC8155">
-            <wp:extent cx="5940425" cy="2282825"/>
-            <wp:effectExtent l="0" t="0" r="3175" b="3175"/>
-            <wp:docPr id="22" name="Рисунок 22"/>
+          <wp:inline distT="0" distB="0" distL="0" distR="0" wp14:anchorId="730CDB82" wp14:editId="79CCDC9C">
+            <wp:extent cx="3743878" cy="2711394"/>
+            <wp:effectExtent l="0" t="0" r="0" b="0"/>
+            <wp:docPr id="17" name="Рисунок 17"/>
             <wp:cNvGraphicFramePr>
               <a:graphicFrameLocks xmlns:a="http://schemas.openxmlformats.org/drawingml/2006/main" noChangeAspect="1"/>
             </wp:cNvGraphicFramePr>
@@ -15265,7 +14980,7 @@
                   <pic:spPr>
                     <a:xfrm>
                       <a:off x="0" y="0"/>
-                      <a:ext cx="5940425" cy="2282825"/>
+                      <a:ext cx="3748267" cy="2714573"/>
                     </a:xfrm>
                     <a:prstGeom prst="rect">
                       <a:avLst/>
@@ -15284,7 +14999,10 @@
         <w:jc w:val="center"/>
       </w:pPr>
       <w:r>
-        <w:t>Рисунок 19 – Выбор файла для загрузки</w:t>
+        <w:t xml:space="preserve">Рисунок 16 – Поиск по </w:t>
+      </w:r>
+      <w:r>
+        <w:t>названию работы</w:t>
       </w:r>
     </w:p>
     <w:p>
@@ -15298,10 +15016,10 @@
           <w:lang w:eastAsia="ru-RU"/>
         </w:rPr>
         <w:drawing>
-          <wp:inline distT="0" distB="0" distL="0" distR="0" wp14:anchorId="4ED1A413" wp14:editId="500E086A">
-            <wp:extent cx="3833936" cy="2537738"/>
-            <wp:effectExtent l="0" t="0" r="0" b="0"/>
-            <wp:docPr id="21" name="Рисунок 21"/>
+          <wp:inline distT="0" distB="0" distL="0" distR="0" wp14:anchorId="4BF5116D" wp14:editId="0BC04A0D">
+            <wp:extent cx="3521849" cy="2563637"/>
+            <wp:effectExtent l="0" t="0" r="2540" b="8255"/>
+            <wp:docPr id="18" name="Рисунок 18"/>
             <wp:cNvGraphicFramePr>
               <a:graphicFrameLocks xmlns:a="http://schemas.openxmlformats.org/drawingml/2006/main" noChangeAspect="1"/>
             </wp:cNvGraphicFramePr>
@@ -15321,7 +15039,7 @@
                   <pic:spPr>
                     <a:xfrm>
                       <a:off x="0" y="0"/>
-                      <a:ext cx="3841616" cy="2542821"/>
+                      <a:ext cx="3525944" cy="2566618"/>
                     </a:xfrm>
                     <a:prstGeom prst="rect">
                       <a:avLst/>
@@ -15340,15 +15058,13 @@
         <w:jc w:val="center"/>
       </w:pPr>
       <w:r>
-        <w:t>Рисунок 20 – Результат загрузки данных</w:t>
-      </w:r>
-    </w:p>
-    <w:p>
-      <w:pPr>
-        <w:ind w:firstLine="709"/>
-      </w:pPr>
-      <w:r>
-        <w:t>В случае, если структура данных файла не соответствует установленному формату, появится соответствующее сообщение (рисунок 21).</w:t>
+        <w:t xml:space="preserve">Рисунок 17 – </w:t>
+      </w:r>
+      <w:r>
+        <w:t xml:space="preserve">Поиск по </w:t>
+      </w:r>
+      <w:r>
+        <w:t>году издания</w:t>
       </w:r>
     </w:p>
     <w:p>
@@ -15356,16 +15072,47 @@
         <w:ind w:firstLine="0"/>
         <w:jc w:val="center"/>
       </w:pPr>
+    </w:p>
+    <w:p>
+      <w:pPr>
+        <w:ind w:firstLine="709"/>
+        <w:rPr>
+          <w:b/>
+          <w:bCs/>
+        </w:rPr>
+      </w:pPr>
+      <w:r>
+        <w:rPr>
+          <w:b/>
+          <w:bCs/>
+        </w:rPr>
+        <w:t>1.5.4 Тестовый случай «Сохранить»</w:t>
+      </w:r>
+    </w:p>
+    <w:p>
+      <w:pPr>
+        <w:ind w:firstLine="709"/>
+      </w:pPr>
+      <w:r>
+        <w:t>Для сохранения данных в таблице необходимо нажать на кнопку «Сохранить». Откроется системный диалог сохранения файла, где пользователь выбирает директорию и указывает имя файла (рисунок 18).</w:t>
+      </w:r>
+    </w:p>
+    <w:p>
+      <w:pPr>
+        <w:ind w:firstLine="709"/>
+        <w:jc w:val="center"/>
+      </w:pPr>
       <w:r>
         <w:rPr>
           <w:noProof/>
           <w:lang w:eastAsia="ru-RU"/>
         </w:rPr>
+        <w:lastRenderedPageBreak/>
         <w:drawing>
-          <wp:inline distT="0" distB="0" distL="0" distR="0" wp14:anchorId="24B67903" wp14:editId="1C2CEF08">
-            <wp:extent cx="3357139" cy="1288111"/>
-            <wp:effectExtent l="0" t="0" r="0" b="7620"/>
-            <wp:docPr id="53" name="Рисунок 49"/>
+          <wp:inline distT="0" distB="0" distL="0" distR="0" wp14:anchorId="0B7C9827" wp14:editId="7AF812CC">
+            <wp:extent cx="3450446" cy="2130950"/>
+            <wp:effectExtent l="0" t="0" r="0" b="3175"/>
+            <wp:docPr id="19" name="Рисунок 19"/>
             <wp:cNvGraphicFramePr>
               <a:graphicFrameLocks xmlns:a="http://schemas.openxmlformats.org/drawingml/2006/main" noChangeAspect="1"/>
             </wp:cNvGraphicFramePr>
@@ -15373,10 +15120,8 @@
               <a:graphicData uri="http://schemas.openxmlformats.org/drawingml/2006/picture">
                 <pic:pic xmlns:pic="http://schemas.openxmlformats.org/drawingml/2006/picture">
                   <pic:nvPicPr>
-                    <pic:cNvPr id="26" name="Рисунок 49"/>
-                    <pic:cNvPicPr>
-                      <a:picLocks noChangeAspect="1" noChangeArrowheads="1"/>
-                    </pic:cNvPicPr>
+                    <pic:cNvPr id="1" name=""/>
+                    <pic:cNvPicPr/>
                   </pic:nvPicPr>
                   <pic:blipFill>
                     <a:blip r:embed="rId32"/>
@@ -15384,10 +15129,10 @@
                       <a:fillRect/>
                     </a:stretch>
                   </pic:blipFill>
-                  <pic:spPr bwMode="auto">
+                  <pic:spPr>
                     <a:xfrm>
                       <a:off x="0" y="0"/>
-                      <a:ext cx="3363396" cy="1290512"/>
+                      <a:ext cx="3455936" cy="2134341"/>
                     </a:xfrm>
                     <a:prstGeom prst="rect">
                       <a:avLst/>
@@ -15406,1072 +15151,15 @@
         <w:jc w:val="center"/>
       </w:pPr>
       <w:r>
-        <w:t>Рисунок 21 – Загрузка повреждённого файла</w:t>
-      </w:r>
-      <w:bookmarkStart w:id="22" w:name="_Toc74829069"/>
-      <w:bookmarkStart w:id="23" w:name="_Toc74956678"/>
-    </w:p>
-    <w:p>
-      <w:pPr>
-        <w:ind w:firstLine="0"/>
-        <w:jc w:val="center"/>
-      </w:pPr>
-    </w:p>
-    <w:p>
-      <w:pPr>
-        <w:ind w:firstLine="0"/>
-        <w:jc w:val="center"/>
-      </w:pPr>
-    </w:p>
-    <w:p>
-      <w:pPr>
-        <w:ind w:firstLine="0"/>
-        <w:jc w:val="center"/>
-      </w:pPr>
-    </w:p>
-    <w:p>
-      <w:pPr>
-        <w:ind w:firstLine="0"/>
-      </w:pPr>
-    </w:p>
-    <w:p>
-      <w:pPr>
-        <w:ind w:firstLine="0"/>
-        <w:jc w:val="center"/>
-        <w:outlineLvl w:val="0"/>
-        <w:rPr>
-          <w:b/>
-          <w:bCs/>
-        </w:rPr>
-      </w:pPr>
-      <w:bookmarkStart w:id="24" w:name="_Toc183524061"/>
-      <w:r>
-        <w:rPr>
-          <w:b/>
-          <w:bCs/>
-        </w:rPr>
-        <w:t>СПИСОК ИСПОЛЬЗОВАННЫХ ИСТОЧНИКОВ</w:t>
-      </w:r>
-      <w:bookmarkEnd w:id="22"/>
-      <w:bookmarkEnd w:id="23"/>
-      <w:bookmarkEnd w:id="24"/>
-    </w:p>
-    <w:p>
-      <w:pPr>
-        <w:numPr>
-          <w:ilvl w:val="0"/>
-          <w:numId w:val="6"/>
-        </w:numPr>
-        <w:ind w:left="0" w:firstLine="709"/>
-        <w:contextualSpacing/>
-      </w:pPr>
-      <w:proofErr w:type="spellStart"/>
-      <w:r>
-        <w:t>Калентьев</w:t>
-      </w:r>
-      <w:proofErr w:type="spellEnd"/>
-      <w:r>
-        <w:t xml:space="preserve">, А. А. Новые технологии в программировании : учебное пособие / А. А. </w:t>
-      </w:r>
-      <w:proofErr w:type="spellStart"/>
-      <w:r>
-        <w:t>Калентьев</w:t>
-      </w:r>
-      <w:proofErr w:type="spellEnd"/>
-      <w:r>
-        <w:t xml:space="preserve">, Д. В. </w:t>
-      </w:r>
-      <w:proofErr w:type="spellStart"/>
-      <w:r>
-        <w:t>Гарайс</w:t>
-      </w:r>
-      <w:proofErr w:type="spellEnd"/>
-      <w:r>
-        <w:t xml:space="preserve">, А. Е. </w:t>
-      </w:r>
-      <w:proofErr w:type="spellStart"/>
-      <w:r>
-        <w:t>Гориянов</w:t>
-      </w:r>
-      <w:proofErr w:type="spellEnd"/>
-      <w:r>
-        <w:t xml:space="preserve">. – Томск : Эль Контент, 2014. – 176 с. – </w:t>
-      </w:r>
-      <w:r>
-        <w:rPr>
-          <w:lang w:val="en-US"/>
-        </w:rPr>
-        <w:t>ISBN</w:t>
-      </w:r>
-      <w:r>
-        <w:t xml:space="preserve"> 978</w:t>
-      </w:r>
-      <w:r>
-        <w:t>–</w:t>
-      </w:r>
-      <w:r>
-        <w:t>5</w:t>
-      </w:r>
-      <w:r>
-        <w:t>–</w:t>
-      </w:r>
-      <w:r>
-        <w:t>4332</w:t>
-      </w:r>
-      <w:r>
-        <w:t>–</w:t>
-      </w:r>
-      <w:r>
-        <w:t>0185</w:t>
-      </w:r>
-      <w:r>
-        <w:t>–</w:t>
-      </w:r>
-      <w:r>
-        <w:t>9.</w:t>
-      </w:r>
-    </w:p>
-    <w:p>
-      <w:pPr>
-        <w:pStyle w:val="af0"/>
-        <w:numPr>
-          <w:ilvl w:val="0"/>
-          <w:numId w:val="6"/>
-        </w:numPr>
-        <w:ind w:left="0" w:firstLine="709"/>
-      </w:pPr>
-      <w:r>
-        <w:t>Библиографическое описание. Государственный УНПК [Электронный ресурс]. – URL: http://www.ostu.ru/libraries/bibl_opisanie.php (дата обращения 18.</w:t>
-      </w:r>
-      <w:r>
-        <w:t>1</w:t>
-      </w:r>
-      <w:r>
-        <w:t>1.</w:t>
-      </w:r>
-      <w:r>
-        <w:t>2024</w:t>
-      </w:r>
-      <w:r>
-        <w:t>)</w:t>
-      </w:r>
-    </w:p>
-    <w:p>
-      <w:pPr>
-        <w:ind w:left="709" w:firstLine="0"/>
-        <w:contextualSpacing/>
-      </w:pPr>
-    </w:p>
-    <w:p>
-      <w:r>
-        <w:br w:type="page"/>
-      </w:r>
-    </w:p>
-    <w:p>
-      <w:pPr>
-        <w:ind w:firstLine="0"/>
-        <w:jc w:val="center"/>
-        <w:rPr>
-          <w:b/>
-          <w:bCs/>
-        </w:rPr>
-      </w:pPr>
-      <w:bookmarkStart w:id="25" w:name="_Toc74956679"/>
-      <w:r>
-        <w:rPr>
-          <w:b/>
-          <w:bCs/>
-        </w:rPr>
-        <w:lastRenderedPageBreak/>
-        <w:t>ПРИЛОЖЕНИЕ А</w:t>
-      </w:r>
-      <w:bookmarkEnd w:id="25"/>
-    </w:p>
-    <w:p>
-      <w:pPr>
-        <w:ind w:firstLine="0"/>
-        <w:jc w:val="center"/>
-        <w:rPr>
-          <w:b/>
-          <w:bCs/>
-        </w:rPr>
-      </w:pPr>
-      <w:r>
-        <w:rPr>
-          <w:b/>
-          <w:bCs/>
-        </w:rPr>
-        <w:t>Техническое задание на создание автоматизированной системы</w:t>
-      </w:r>
-    </w:p>
-    <w:p>
-      <w:pPr>
-        <w:ind w:firstLine="0"/>
-        <w:jc w:val="center"/>
-      </w:pPr>
-      <w:r>
-        <w:t>Программа для просмотра списка работников</w:t>
-      </w:r>
-    </w:p>
-    <w:p>
-      <w:pPr>
-        <w:spacing w:before="4200"/>
-        <w:ind w:firstLine="0"/>
-      </w:pPr>
-      <w:r>
-        <w:t>Разработчик: студент гр. О</w:t>
-      </w:r>
-      <w:r>
-        <w:t>–</w:t>
-      </w:r>
-      <w:r>
-        <w:t>5КМ</w:t>
-      </w:r>
-      <w:r>
-        <w:t>3</w:t>
-      </w:r>
-      <w:r>
-        <w:t xml:space="preserve">1 </w:t>
-      </w:r>
-      <w:r>
-        <w:t>Петрова А.А.</w:t>
-      </w:r>
-    </w:p>
-    <w:p>
-      <w:pPr>
-        <w:ind w:firstLine="0"/>
-      </w:pPr>
-      <w:r>
-        <w:t xml:space="preserve">Заказчик: Канд. техн. наук, доцент каф. КСУП ТУСУР </w:t>
-      </w:r>
-      <w:proofErr w:type="spellStart"/>
-      <w:r>
-        <w:t>Калентьев</w:t>
-      </w:r>
-      <w:proofErr w:type="spellEnd"/>
-      <w:r>
-        <w:t xml:space="preserve"> А. А.</w:t>
-      </w:r>
-    </w:p>
-    <w:p>
-      <w:pPr>
-        <w:spacing w:before="1800"/>
-        <w:ind w:firstLine="0"/>
-        <w:jc w:val="center"/>
-      </w:pPr>
-    </w:p>
-    <w:p>
-      <w:pPr>
-        <w:spacing w:before="1800"/>
-        <w:ind w:firstLine="0"/>
-        <w:jc w:val="center"/>
-      </w:pPr>
-    </w:p>
-    <w:p>
-      <w:pPr>
-        <w:spacing w:before="1800"/>
-        <w:ind w:firstLine="0"/>
-        <w:jc w:val="center"/>
-      </w:pPr>
-      <w:r>
-        <w:t>Томск 202</w:t>
-      </w:r>
-      <w:r>
-        <w:t>5</w:t>
-      </w:r>
-    </w:p>
-    <w:p>
-      <w:pPr>
-        <w:rPr>
-          <w:b/>
-          <w:bCs/>
-        </w:rPr>
-      </w:pPr>
-      <w:r>
-        <w:br w:type="page"/>
-      </w:r>
-    </w:p>
-    <w:p>
-      <w:pPr>
-        <w:ind w:firstLine="709"/>
-        <w:rPr>
-          <w:b/>
-          <w:bCs/>
-        </w:rPr>
-      </w:pPr>
-      <w:r>
-        <w:rPr>
-          <w:b/>
-          <w:bCs/>
-        </w:rPr>
-        <w:lastRenderedPageBreak/>
-        <w:t>1 Общие сведения</w:t>
-      </w:r>
-    </w:p>
-    <w:p>
-      <w:pPr>
-        <w:ind w:firstLine="709"/>
-        <w:rPr>
-          <w:b/>
-          <w:bCs/>
-        </w:rPr>
-      </w:pPr>
-      <w:r>
-        <w:rPr>
-          <w:b/>
-          <w:bCs/>
-        </w:rPr>
-        <w:t>1.1 Полное наименование системы и её условное обозначение</w:t>
-      </w:r>
-    </w:p>
-    <w:p>
-      <w:pPr>
-        <w:suppressAutoHyphens w:val="0"/>
-        <w:rPr>
-          <w:color w:val="000000" w:themeColor="text1"/>
-        </w:rPr>
-      </w:pPr>
-      <w:r>
-        <w:rPr>
-          <w:color w:val="000000" w:themeColor="text1"/>
-        </w:rPr>
-        <w:t xml:space="preserve">Полное наименование: «Программное обеспечение для </w:t>
-      </w:r>
-      <w:bookmarkStart w:id="26" w:name="_Hlk74057965"/>
-      <w:r>
-        <w:rPr>
-          <w:color w:val="000000" w:themeColor="text1"/>
-        </w:rPr>
-        <w:t>формирования записей с библиотечными карточками</w:t>
-      </w:r>
-      <w:bookmarkEnd w:id="26"/>
-      <w:r>
-        <w:rPr>
-          <w:color w:val="000000" w:themeColor="text1"/>
-        </w:rPr>
-        <w:t>».</w:t>
-      </w:r>
-    </w:p>
-    <w:p>
-      <w:pPr>
-        <w:suppressAutoHyphens w:val="0"/>
-        <w:rPr>
-          <w:color w:val="000000" w:themeColor="text1"/>
-        </w:rPr>
-      </w:pPr>
-      <w:r>
-        <w:rPr>
-          <w:color w:val="000000" w:themeColor="text1"/>
-        </w:rPr>
-        <w:t>Условное обозначение: «Система».</w:t>
-      </w:r>
-    </w:p>
-    <w:p>
-      <w:pPr>
-        <w:ind w:firstLine="709"/>
-        <w:rPr>
-          <w:b/>
-          <w:bCs/>
-        </w:rPr>
-      </w:pPr>
-      <w:r>
-        <w:rPr>
-          <w:b/>
-          <w:bCs/>
-        </w:rPr>
-        <w:t>1.2 Наименование предприятий разработчика и заказчика системы</w:t>
-      </w:r>
-    </w:p>
-    <w:p>
-      <w:pPr>
-        <w:ind w:firstLine="709"/>
-      </w:pPr>
-      <w:r>
-        <w:t xml:space="preserve">Заказчик: Канд. техн. наук, доцент каф. КСУП ТУСУР </w:t>
-      </w:r>
-      <w:proofErr w:type="spellStart"/>
-      <w:r>
-        <w:t>Калентьев</w:t>
-      </w:r>
-      <w:proofErr w:type="spellEnd"/>
-      <w:r>
-        <w:t xml:space="preserve"> А. А.</w:t>
-      </w:r>
-    </w:p>
-    <w:p>
-      <w:pPr>
-        <w:ind w:firstLine="709"/>
-      </w:pPr>
-      <w:r>
-        <w:t>Разработчик: Студент гр. О</w:t>
-      </w:r>
-      <w:r>
-        <w:t>–</w:t>
-      </w:r>
-      <w:r>
-        <w:t>5КМ</w:t>
-      </w:r>
-      <w:r>
-        <w:t>3</w:t>
-      </w:r>
-      <w:r>
-        <w:t xml:space="preserve">1 НИ ТПУ </w:t>
-      </w:r>
-      <w:r>
-        <w:t>Петрова А.А.</w:t>
-      </w:r>
-    </w:p>
-    <w:p>
-      <w:pPr>
-        <w:ind w:firstLine="709"/>
-        <w:rPr>
-          <w:b/>
-          <w:bCs/>
-        </w:rPr>
-      </w:pPr>
-      <w:r>
-        <w:rPr>
-          <w:b/>
-          <w:bCs/>
-        </w:rPr>
-        <w:t>1.3 Плановые сроки начала и окончания работы по созданию системы</w:t>
-      </w:r>
-    </w:p>
-    <w:p>
-      <w:pPr>
-        <w:ind w:firstLine="709"/>
-      </w:pPr>
-      <w:r>
-        <w:t xml:space="preserve">Начало работ: </w:t>
-      </w:r>
-      <w:r>
-        <w:t>01</w:t>
-      </w:r>
-      <w:r>
-        <w:t xml:space="preserve"> </w:t>
-      </w:r>
-      <w:r>
-        <w:t>сентября</w:t>
-      </w:r>
-      <w:r>
-        <w:t xml:space="preserve"> 202</w:t>
-      </w:r>
-      <w:r>
-        <w:t>5</w:t>
-      </w:r>
-      <w:r>
-        <w:t xml:space="preserve"> г.</w:t>
-      </w:r>
-    </w:p>
-    <w:p>
-      <w:pPr>
-        <w:ind w:firstLine="709"/>
-      </w:pPr>
-      <w:r>
-        <w:t xml:space="preserve">Окончание работ: </w:t>
-      </w:r>
-      <w:r>
-        <w:t>10</w:t>
-      </w:r>
-      <w:r>
-        <w:t xml:space="preserve"> ноября </w:t>
-      </w:r>
-      <w:r>
-        <w:t>202</w:t>
-      </w:r>
-      <w:r>
-        <w:t>5</w:t>
-      </w:r>
-      <w:r>
-        <w:t>г.</w:t>
-      </w:r>
-    </w:p>
-    <w:p>
-      <w:pPr>
-        <w:ind w:firstLine="709"/>
-      </w:pPr>
-      <w:r>
-        <w:br w:type="page"/>
-      </w:r>
-    </w:p>
-    <w:p>
-      <w:pPr>
-        <w:ind w:firstLine="709"/>
-        <w:rPr>
-          <w:b/>
-          <w:bCs/>
-        </w:rPr>
-      </w:pPr>
-      <w:r>
-        <w:rPr>
-          <w:b/>
-          <w:bCs/>
-        </w:rPr>
-        <w:lastRenderedPageBreak/>
-        <w:t>2 Назначение и цели создания системы</w:t>
-      </w:r>
-    </w:p>
-    <w:p>
-      <w:pPr>
-        <w:ind w:firstLine="709"/>
-        <w:rPr>
-          <w:b/>
-          <w:bCs/>
-        </w:rPr>
-      </w:pPr>
-      <w:r>
-        <w:rPr>
-          <w:b/>
-          <w:bCs/>
-        </w:rPr>
-        <w:t>2.1 Назначение системы</w:t>
-      </w:r>
-    </w:p>
-    <w:p>
-      <w:pPr>
-        <w:suppressAutoHyphens w:val="0"/>
-        <w:ind w:firstLine="709"/>
-        <w:rPr>
-          <w:color w:val="000000"/>
-        </w:rPr>
-      </w:pPr>
-      <w:r>
-        <w:rPr>
-          <w:color w:val="000000" w:themeColor="text1"/>
-        </w:rPr>
-        <w:t>Система предназначена для формирование файла с записями, включающими в себя информацию о библиотечных изданиях.</w:t>
-      </w:r>
-    </w:p>
-    <w:p>
-      <w:pPr>
-        <w:ind w:firstLine="709"/>
-        <w:rPr>
-          <w:b/>
-          <w:bCs/>
-        </w:rPr>
-      </w:pPr>
-      <w:r>
-        <w:rPr>
-          <w:b/>
-          <w:bCs/>
-        </w:rPr>
-        <w:t>2.2 Цели создания системы</w:t>
-      </w:r>
-    </w:p>
-    <w:p>
-      <w:pPr>
-        <w:numPr>
-          <w:ilvl w:val="0"/>
-          <w:numId w:val="7"/>
-        </w:numPr>
-        <w:suppressAutoHyphens w:val="0"/>
-        <w:rPr>
-          <w:color w:val="000000"/>
-        </w:rPr>
-      </w:pPr>
-      <w:r>
-        <w:rPr>
-          <w:color w:val="000000" w:themeColor="text1"/>
-        </w:rPr>
-        <w:t>Унификация процесса формировании библиотечных записей.</w:t>
-      </w:r>
-    </w:p>
-    <w:p>
-      <w:pPr>
-        <w:numPr>
-          <w:ilvl w:val="0"/>
-          <w:numId w:val="7"/>
-        </w:numPr>
-        <w:suppressAutoHyphens w:val="0"/>
-        <w:rPr>
-          <w:color w:val="000000"/>
-        </w:rPr>
-      </w:pPr>
-      <w:r>
-        <w:rPr>
-          <w:color w:val="000000" w:themeColor="text1"/>
-        </w:rPr>
-        <w:t>Уменьшение трудозатрат при формировании библиотечных записей.</w:t>
-      </w:r>
-    </w:p>
-    <w:p>
-      <w:r>
-        <w:br w:type="page"/>
-      </w:r>
-    </w:p>
-    <w:p>
-      <w:pPr>
-        <w:rPr>
-          <w:b/>
-          <w:bCs/>
-        </w:rPr>
-      </w:pPr>
-      <w:r>
-        <w:rPr>
-          <w:b/>
-          <w:bCs/>
-        </w:rPr>
-        <w:lastRenderedPageBreak/>
-        <w:t>3 Характеристика объектов автоматизации</w:t>
-      </w:r>
-    </w:p>
-    <w:p>
-      <w:pPr>
-        <w:suppressAutoHyphens w:val="0"/>
-        <w:rPr>
-          <w:color w:val="000000"/>
-        </w:rPr>
-      </w:pPr>
-      <w:r>
-        <w:rPr>
-          <w:color w:val="000000" w:themeColor="text1"/>
-        </w:rPr>
-        <w:t>Система библиотечных карточек для разных изданий. Каждое издание (книга, журнал, сборник, диссертация) характеризуется различным набором информации, библиотечная запись должна содержать эту информацию, оформленную по ГОСТу [</w:t>
-      </w:r>
-      <w:r>
-        <w:rPr>
-          <w:color w:val="000000" w:themeColor="text1"/>
-        </w:rPr>
-        <w:t>2</w:t>
-      </w:r>
-      <w:r>
-        <w:rPr>
-          <w:color w:val="000000" w:themeColor="text1"/>
-        </w:rPr>
-        <w:t>].</w:t>
-      </w:r>
-    </w:p>
-    <w:p>
-      <w:r>
-        <w:br w:type="page"/>
-      </w:r>
-    </w:p>
-    <w:p>
-      <w:pPr>
-        <w:rPr>
-          <w:b/>
-          <w:bCs/>
-        </w:rPr>
-      </w:pPr>
-      <w:r>
-        <w:rPr>
-          <w:b/>
-          <w:bCs/>
-        </w:rPr>
-        <w:lastRenderedPageBreak/>
-        <w:t>4 Требования к системе</w:t>
-      </w:r>
-    </w:p>
-    <w:p>
-      <w:pPr>
-        <w:ind w:firstLine="0"/>
-      </w:pPr>
-      <w:r>
-        <w:t>Таблица 4.1 – Префиксы мнемонических идентификаторов требований и их расшифровка</w:t>
-      </w:r>
-    </w:p>
-    <w:tbl>
-      <w:tblPr>
-        <w:tblStyle w:val="31"/>
-        <w:tblW w:w="9345" w:type="dxa"/>
-        <w:tblLayout w:type="fixed"/>
-        <w:tblLook w:val="04A0" w:firstRow="1" w:lastRow="0" w:firstColumn="1" w:lastColumn="0" w:noHBand="0" w:noVBand="1"/>
-      </w:tblPr>
-      <w:tblGrid>
-        <w:gridCol w:w="1412"/>
-        <w:gridCol w:w="7933"/>
-      </w:tblGrid>
-      <w:tr>
-        <w:tc>
-          <w:tcPr>
-            <w:tcW w:w="1412" w:type="dxa"/>
-          </w:tcPr>
-          <w:p>
-            <w:pPr>
-              <w:suppressAutoHyphens w:val="0"/>
-              <w:spacing w:line="240" w:lineRule="auto"/>
-              <w:ind w:firstLine="0"/>
-              <w:rPr>
-                <w:b/>
-                <w:bCs/>
-                <w:color w:val="000000"/>
-                <w:sz w:val="24"/>
-              </w:rPr>
-            </w:pPr>
-            <w:r>
-              <w:rPr>
-                <w:rFonts w:eastAsia="Calibri"/>
-                <w:b/>
-                <w:bCs/>
-                <w:color w:val="000000" w:themeColor="text1"/>
-                <w:sz w:val="24"/>
-              </w:rPr>
-              <w:t>Префикс</w:t>
-            </w:r>
-          </w:p>
-        </w:tc>
-        <w:tc>
-          <w:tcPr>
-            <w:tcW w:w="7933" w:type="dxa"/>
-          </w:tcPr>
-          <w:p>
-            <w:pPr>
-              <w:suppressAutoHyphens w:val="0"/>
-              <w:spacing w:line="240" w:lineRule="auto"/>
-              <w:ind w:firstLine="0"/>
-              <w:rPr>
-                <w:b/>
-                <w:bCs/>
-                <w:color w:val="000000"/>
-                <w:sz w:val="24"/>
-              </w:rPr>
-            </w:pPr>
-            <w:r>
-              <w:rPr>
-                <w:rFonts w:eastAsia="Calibri"/>
-                <w:b/>
-                <w:bCs/>
-                <w:color w:val="000000" w:themeColor="text1"/>
-                <w:sz w:val="24"/>
-              </w:rPr>
-              <w:t>Тип требования</w:t>
-            </w:r>
-          </w:p>
-        </w:tc>
-      </w:tr>
-      <w:tr>
-        <w:tc>
-          <w:tcPr>
-            <w:tcW w:w="1412" w:type="dxa"/>
-          </w:tcPr>
-          <w:p>
-            <w:pPr>
-              <w:suppressAutoHyphens w:val="0"/>
-              <w:spacing w:line="240" w:lineRule="auto"/>
-              <w:ind w:firstLine="0"/>
-              <w:rPr>
-                <w:color w:val="000000"/>
-                <w:sz w:val="24"/>
-                <w:lang w:val="en-US"/>
-              </w:rPr>
-            </w:pPr>
-            <w:r>
-              <w:rPr>
-                <w:rFonts w:eastAsia="Calibri"/>
-                <w:color w:val="000000" w:themeColor="text1"/>
-                <w:sz w:val="24"/>
-                <w:lang w:val="en-US"/>
-              </w:rPr>
-              <w:t>C</w:t>
-            </w:r>
-          </w:p>
-        </w:tc>
-        <w:tc>
-          <w:tcPr>
-            <w:tcW w:w="7933" w:type="dxa"/>
-          </w:tcPr>
-          <w:p>
-            <w:pPr>
-              <w:ind w:firstLine="0"/>
-              <w:rPr>
-                <w:rFonts w:eastAsia="Calibri"/>
-              </w:rPr>
-            </w:pPr>
-            <w:r>
-              <w:rPr>
-                <w:rFonts w:eastAsia="Calibri"/>
-              </w:rPr>
-              <w:t>Требование к программной или аппаратной совместимости</w:t>
-            </w:r>
-          </w:p>
-        </w:tc>
-      </w:tr>
-      <w:tr>
-        <w:tc>
-          <w:tcPr>
-            <w:tcW w:w="1412" w:type="dxa"/>
-            <w:shd w:val="clear" w:color="auto" w:fill="auto"/>
-          </w:tcPr>
-          <w:p>
-            <w:pPr>
-              <w:suppressAutoHyphens w:val="0"/>
-              <w:spacing w:line="240" w:lineRule="auto"/>
-              <w:ind w:firstLine="0"/>
-              <w:rPr>
-                <w:color w:val="000000"/>
-                <w:sz w:val="24"/>
-                <w:lang w:val="en-US"/>
-              </w:rPr>
-            </w:pPr>
-            <w:r>
-              <w:rPr>
-                <w:color w:val="000000"/>
-                <w:sz w:val="24"/>
-                <w:lang w:val="en-US"/>
-              </w:rPr>
-              <w:t>D</w:t>
-            </w:r>
-          </w:p>
-        </w:tc>
-        <w:tc>
-          <w:tcPr>
-            <w:tcW w:w="7933" w:type="dxa"/>
-          </w:tcPr>
-          <w:p>
-            <w:pPr>
-              <w:ind w:firstLine="0"/>
-              <w:rPr>
-                <w:rFonts w:eastAsia="Calibri"/>
-              </w:rPr>
-            </w:pPr>
-            <w:r>
-              <w:rPr>
-                <w:rFonts w:eastAsia="Calibri"/>
-              </w:rPr>
-              <w:t>Требование к структуре данных</w:t>
-            </w:r>
-          </w:p>
-        </w:tc>
-      </w:tr>
-      <w:tr>
-        <w:tc>
-          <w:tcPr>
-            <w:tcW w:w="1412" w:type="dxa"/>
-            <w:shd w:val="clear" w:color="auto" w:fill="auto"/>
-          </w:tcPr>
-          <w:p>
-            <w:pPr>
-              <w:suppressAutoHyphens w:val="0"/>
-              <w:spacing w:line="240" w:lineRule="auto"/>
-              <w:ind w:firstLine="0"/>
-              <w:rPr>
-                <w:color w:val="000000"/>
-                <w:sz w:val="24"/>
-                <w:lang w:val="en-US"/>
-              </w:rPr>
-            </w:pPr>
-            <w:r>
-              <w:rPr>
-                <w:color w:val="000000"/>
-                <w:sz w:val="24"/>
-                <w:lang w:val="en-US"/>
-              </w:rPr>
-              <w:t>F</w:t>
-            </w:r>
-          </w:p>
-        </w:tc>
-        <w:tc>
-          <w:tcPr>
-            <w:tcW w:w="7933" w:type="dxa"/>
-          </w:tcPr>
-          <w:p>
-            <w:pPr>
-              <w:ind w:firstLine="0"/>
-              <w:rPr>
-                <w:rFonts w:eastAsia="Calibri"/>
-              </w:rPr>
-            </w:pPr>
-            <w:r>
-              <w:rPr>
-                <w:rFonts w:eastAsia="Calibri"/>
-              </w:rPr>
-              <w:t>Функциональное требование</w:t>
-            </w:r>
-          </w:p>
-        </w:tc>
-      </w:tr>
-      <w:tr>
-        <w:tc>
-          <w:tcPr>
-            <w:tcW w:w="1412" w:type="dxa"/>
-            <w:shd w:val="clear" w:color="auto" w:fill="auto"/>
-          </w:tcPr>
-          <w:p>
-            <w:pPr>
-              <w:suppressAutoHyphens w:val="0"/>
-              <w:spacing w:line="240" w:lineRule="auto"/>
-              <w:ind w:firstLine="0"/>
-              <w:jc w:val="left"/>
-              <w:rPr>
-                <w:color w:val="000000"/>
-                <w:sz w:val="24"/>
-                <w:lang w:val="en-US"/>
-              </w:rPr>
-            </w:pPr>
-            <w:r>
-              <w:rPr>
-                <w:color w:val="000000"/>
-                <w:sz w:val="24"/>
-                <w:lang w:val="en-US"/>
-              </w:rPr>
-              <w:t>U</w:t>
-            </w:r>
-          </w:p>
-        </w:tc>
-        <w:tc>
-          <w:tcPr>
-            <w:tcW w:w="7933" w:type="dxa"/>
-          </w:tcPr>
-          <w:p>
-            <w:pPr>
-              <w:ind w:firstLine="0"/>
-              <w:rPr>
-                <w:rFonts w:eastAsia="Calibri"/>
-              </w:rPr>
-            </w:pPr>
-            <w:r>
-              <w:rPr>
-                <w:rFonts w:eastAsia="Calibri"/>
-              </w:rPr>
-              <w:t>Требование к пользовательскому интерфейсу</w:t>
-            </w:r>
-          </w:p>
-        </w:tc>
-      </w:tr>
-    </w:tbl>
-    <w:p>
-      <w:pPr>
-        <w:rPr>
-          <w:b/>
-          <w:bCs/>
-        </w:rPr>
-      </w:pPr>
-    </w:p>
-    <w:p>
-      <w:pPr>
-        <w:rPr>
-          <w:b/>
-          <w:bCs/>
-        </w:rPr>
-      </w:pPr>
-      <w:r>
-        <w:rPr>
-          <w:b/>
-          <w:bCs/>
-        </w:rPr>
-        <w:t>4.</w:t>
-      </w:r>
-      <w:r>
-        <w:rPr>
-          <w:b/>
-          <w:bCs/>
-          <w:lang w:val="en-US"/>
-        </w:rPr>
-        <w:t>1</w:t>
-      </w:r>
-      <w:r>
-        <w:rPr>
-          <w:b/>
-          <w:bCs/>
-        </w:rPr>
-        <w:t xml:space="preserve"> Требования к структуре данных</w:t>
-      </w:r>
-    </w:p>
-    <w:p>
-      <w:r>
-        <w:rPr>
-          <w:b/>
-          <w:bCs/>
-          <w:lang w:val="en-US"/>
-        </w:rPr>
-        <w:t>D</w:t>
-      </w:r>
-      <w:r>
-        <w:rPr>
-          <w:b/>
-          <w:bCs/>
-        </w:rPr>
-        <w:t xml:space="preserve">01. </w:t>
-      </w:r>
-      <w:r>
-        <w:t xml:space="preserve">Данные о параметрах элементов электрических схем должны храниться в </w:t>
-      </w:r>
-      <w:r>
-        <w:rPr>
-          <w:lang w:val="en-US"/>
-        </w:rPr>
-        <w:t>XML</w:t>
-      </w:r>
-      <w:r>
-        <w:t>–</w:t>
-      </w:r>
-      <w:r>
-        <w:t>файле с расширением *.</w:t>
-      </w:r>
-      <w:r>
-        <w:rPr>
-          <w:lang w:val="en-US"/>
-        </w:rPr>
-        <w:t>card</w:t>
-      </w:r>
-      <w:r>
-        <w:t>.</w:t>
-      </w:r>
-    </w:p>
-    <w:p>
-      <w:pPr>
-        <w:suppressAutoHyphens w:val="0"/>
-        <w:autoSpaceDE w:val="0"/>
-        <w:autoSpaceDN w:val="0"/>
-        <w:adjustRightInd w:val="0"/>
-        <w:spacing w:line="240" w:lineRule="auto"/>
-        <w:ind w:firstLine="0"/>
-        <w:jc w:val="left"/>
-      </w:pPr>
-      <w:r>
-        <w:rPr>
-          <w:b/>
-          <w:bCs/>
-          <w:lang w:val="en-US"/>
-        </w:rPr>
-        <w:t>D</w:t>
-      </w:r>
-      <w:r>
-        <w:rPr>
-          <w:b/>
-          <w:bCs/>
-        </w:rPr>
-        <w:t>01.01.</w:t>
-      </w:r>
-      <w:r>
-        <w:t xml:space="preserve"> </w:t>
-      </w:r>
-      <w:r>
-        <w:t xml:space="preserve">Формат </w:t>
-      </w:r>
-      <w:r>
-        <w:rPr>
-          <w:lang w:val="en-US"/>
-        </w:rPr>
-        <w:t>XML</w:t>
-      </w:r>
-      <w:r>
-        <w:t>–</w:t>
-      </w:r>
-      <w:r>
-        <w:t>файла должен иметь следующую структуру:</w:t>
-      </w:r>
-    </w:p>
-    <w:p>
-      <w:pPr>
-        <w:suppressAutoHyphens w:val="0"/>
-        <w:autoSpaceDE w:val="0"/>
-        <w:autoSpaceDN w:val="0"/>
-        <w:adjustRightInd w:val="0"/>
-        <w:spacing w:line="240" w:lineRule="auto"/>
-        <w:ind w:firstLine="0"/>
-        <w:jc w:val="left"/>
-      </w:pPr>
-      <w:r>
         <w:rPr>
           <w:noProof/>
           <w:lang w:eastAsia="ru-RU"/>
         </w:rPr>
         <w:drawing>
-          <wp:inline distT="0" distB="0" distL="0" distR="0" wp14:anchorId="091D439E" wp14:editId="6802A662">
-            <wp:extent cx="5940425" cy="3848735"/>
+          <wp:inline distT="0" distB="0" distL="0" distR="0" wp14:anchorId="71687089" wp14:editId="5422F5E8">
+            <wp:extent cx="5940425" cy="3735070"/>
             <wp:effectExtent l="0" t="0" r="3175" b="0"/>
-            <wp:docPr id="24" name="Рисунок 24"/>
+            <wp:docPr id="20" name="Рисунок 20"/>
             <wp:cNvGraphicFramePr>
               <a:graphicFrameLocks xmlns:a="http://schemas.openxmlformats.org/drawingml/2006/main" noChangeAspect="1"/>
             </wp:cNvGraphicFramePr>
@@ -16491,7 +15179,7 @@
                   <pic:spPr>
                     <a:xfrm>
                       <a:off x="0" y="0"/>
-                      <a:ext cx="5940425" cy="3848735"/>
+                      <a:ext cx="5940425" cy="3735070"/>
                     </a:xfrm>
                     <a:prstGeom prst="rect">
                       <a:avLst/>
@@ -16506,13 +15194,56 @@
     </w:p>
     <w:p>
       <w:pPr>
-        <w:suppressAutoHyphens w:val="0"/>
-        <w:autoSpaceDE w:val="0"/>
-        <w:autoSpaceDN w:val="0"/>
-        <w:adjustRightInd w:val="0"/>
-        <w:spacing w:line="240" w:lineRule="auto"/>
         <w:ind w:firstLine="0"/>
-        <w:jc w:val="left"/>
+        <w:jc w:val="center"/>
+      </w:pPr>
+      <w:r>
+        <w:t>Рисунок 18 – Сохранение файла</w:t>
+      </w:r>
+    </w:p>
+    <w:p/>
+    <w:p>
+      <w:pPr>
+        <w:ind w:firstLine="709"/>
+        <w:rPr>
+          <w:b/>
+          <w:bCs/>
+        </w:rPr>
+      </w:pPr>
+      <w:r>
+        <w:rPr>
+          <w:b/>
+          <w:bCs/>
+        </w:rPr>
+        <w:t>1.5.5 Тестовый случай «Загрузить данные»</w:t>
+      </w:r>
+    </w:p>
+    <w:p>
+      <w:pPr>
+        <w:ind w:firstLine="709"/>
+      </w:pPr>
+      <w:r>
+        <w:t>Для загрузки данных в таблицу необходимо нажать на соответствующую кнопку «</w:t>
+      </w:r>
+      <w:r>
+        <w:t>Загрузить</w:t>
+      </w:r>
+      <w:r>
+        <w:t>».</w:t>
+      </w:r>
+    </w:p>
+    <w:p>
+      <w:pPr>
+        <w:ind w:firstLine="709"/>
+      </w:pPr>
+      <w:r>
+        <w:t>Далее откроется системный диалог загрузки файла (рисунок 19).</w:t>
+      </w:r>
+    </w:p>
+    <w:p>
+      <w:pPr>
+        <w:ind w:firstLine="0"/>
+        <w:jc w:val="center"/>
       </w:pPr>
       <w:r>
         <w:rPr>
@@ -16521,10 +15252,10 @@
         </w:rPr>
         <w:lastRenderedPageBreak/>
         <w:drawing>
-          <wp:inline distT="0" distB="0" distL="0" distR="0" wp14:anchorId="0E29DEB2" wp14:editId="3948AB4C">
-            <wp:extent cx="5231765" cy="2084317"/>
-            <wp:effectExtent l="0" t="0" r="6985" b="0"/>
-            <wp:docPr id="26" name="Рисунок 26"/>
+          <wp:inline distT="0" distB="0" distL="0" distR="0" wp14:anchorId="02176D3C" wp14:editId="0CEC8155">
+            <wp:extent cx="5940425" cy="2282825"/>
+            <wp:effectExtent l="0" t="0" r="3175" b="3175"/>
+            <wp:docPr id="22" name="Рисунок 22"/>
             <wp:cNvGraphicFramePr>
               <a:graphicFrameLocks xmlns:a="http://schemas.openxmlformats.org/drawingml/2006/main" noChangeAspect="1"/>
             </wp:cNvGraphicFramePr>
@@ -16544,6 +15275,1306 @@
                   <pic:spPr>
                     <a:xfrm>
                       <a:off x="0" y="0"/>
+                      <a:ext cx="5940425" cy="2282825"/>
+                    </a:xfrm>
+                    <a:prstGeom prst="rect">
+                      <a:avLst/>
+                    </a:prstGeom>
+                  </pic:spPr>
+                </pic:pic>
+              </a:graphicData>
+            </a:graphic>
+          </wp:inline>
+        </w:drawing>
+      </w:r>
+    </w:p>
+    <w:p>
+      <w:pPr>
+        <w:ind w:firstLine="0"/>
+        <w:jc w:val="center"/>
+      </w:pPr>
+      <w:r>
+        <w:t>Рисунок 19 – Выбор файла для загрузки</w:t>
+      </w:r>
+    </w:p>
+    <w:p>
+      <w:pPr>
+        <w:ind w:firstLine="0"/>
+        <w:jc w:val="center"/>
+      </w:pPr>
+      <w:r>
+        <w:rPr>
+          <w:noProof/>
+          <w:lang w:eastAsia="ru-RU"/>
+        </w:rPr>
+        <w:drawing>
+          <wp:inline distT="0" distB="0" distL="0" distR="0" wp14:anchorId="4ED1A413" wp14:editId="500E086A">
+            <wp:extent cx="3833936" cy="2537738"/>
+            <wp:effectExtent l="0" t="0" r="0" b="0"/>
+            <wp:docPr id="21" name="Рисунок 21"/>
+            <wp:cNvGraphicFramePr>
+              <a:graphicFrameLocks xmlns:a="http://schemas.openxmlformats.org/drawingml/2006/main" noChangeAspect="1"/>
+            </wp:cNvGraphicFramePr>
+            <a:graphic xmlns:a="http://schemas.openxmlformats.org/drawingml/2006/main">
+              <a:graphicData uri="http://schemas.openxmlformats.org/drawingml/2006/picture">
+                <pic:pic xmlns:pic="http://schemas.openxmlformats.org/drawingml/2006/picture">
+                  <pic:nvPicPr>
+                    <pic:cNvPr id="1" name=""/>
+                    <pic:cNvPicPr/>
+                  </pic:nvPicPr>
+                  <pic:blipFill>
+                    <a:blip r:embed="rId35"/>
+                    <a:stretch>
+                      <a:fillRect/>
+                    </a:stretch>
+                  </pic:blipFill>
+                  <pic:spPr>
+                    <a:xfrm>
+                      <a:off x="0" y="0"/>
+                      <a:ext cx="3841616" cy="2542821"/>
+                    </a:xfrm>
+                    <a:prstGeom prst="rect">
+                      <a:avLst/>
+                    </a:prstGeom>
+                  </pic:spPr>
+                </pic:pic>
+              </a:graphicData>
+            </a:graphic>
+          </wp:inline>
+        </w:drawing>
+      </w:r>
+    </w:p>
+    <w:p>
+      <w:pPr>
+        <w:ind w:firstLine="0"/>
+        <w:jc w:val="center"/>
+      </w:pPr>
+      <w:r>
+        <w:t>Рисунок 20 – Результат загрузки данных</w:t>
+      </w:r>
+    </w:p>
+    <w:p>
+      <w:pPr>
+        <w:ind w:firstLine="709"/>
+      </w:pPr>
+      <w:r>
+        <w:t>В случае, если структура данных файла не соответствует установленному формату, появится соответствующее сообщение (рисунок 21).</w:t>
+      </w:r>
+    </w:p>
+    <w:p>
+      <w:pPr>
+        <w:ind w:firstLine="0"/>
+        <w:jc w:val="center"/>
+      </w:pPr>
+      <w:r>
+        <w:rPr>
+          <w:noProof/>
+          <w:lang w:eastAsia="ru-RU"/>
+        </w:rPr>
+        <w:drawing>
+          <wp:inline distT="0" distB="0" distL="0" distR="0" wp14:anchorId="24B67903" wp14:editId="1C2CEF08">
+            <wp:extent cx="3357139" cy="1288111"/>
+            <wp:effectExtent l="0" t="0" r="0" b="7620"/>
+            <wp:docPr id="53" name="Рисунок 49"/>
+            <wp:cNvGraphicFramePr>
+              <a:graphicFrameLocks xmlns:a="http://schemas.openxmlformats.org/drawingml/2006/main" noChangeAspect="1"/>
+            </wp:cNvGraphicFramePr>
+            <a:graphic xmlns:a="http://schemas.openxmlformats.org/drawingml/2006/main">
+              <a:graphicData uri="http://schemas.openxmlformats.org/drawingml/2006/picture">
+                <pic:pic xmlns:pic="http://schemas.openxmlformats.org/drawingml/2006/picture">
+                  <pic:nvPicPr>
+                    <pic:cNvPr id="26" name="Рисунок 49"/>
+                    <pic:cNvPicPr>
+                      <a:picLocks noChangeAspect="1" noChangeArrowheads="1"/>
+                    </pic:cNvPicPr>
+                  </pic:nvPicPr>
+                  <pic:blipFill>
+                    <a:blip r:embed="rId36"/>
+                    <a:stretch>
+                      <a:fillRect/>
+                    </a:stretch>
+                  </pic:blipFill>
+                  <pic:spPr bwMode="auto">
+                    <a:xfrm>
+                      <a:off x="0" y="0"/>
+                      <a:ext cx="3363396" cy="1290512"/>
+                    </a:xfrm>
+                    <a:prstGeom prst="rect">
+                      <a:avLst/>
+                    </a:prstGeom>
+                  </pic:spPr>
+                </pic:pic>
+              </a:graphicData>
+            </a:graphic>
+          </wp:inline>
+        </w:drawing>
+      </w:r>
+    </w:p>
+    <w:p>
+      <w:pPr>
+        <w:ind w:firstLine="0"/>
+        <w:jc w:val="center"/>
+      </w:pPr>
+      <w:r>
+        <w:t>Рисунок 21 – Загрузка повреждённого файла</w:t>
+      </w:r>
+      <w:bookmarkStart w:id="24" w:name="_Toc74829069"/>
+      <w:bookmarkStart w:id="25" w:name="_Toc74956678"/>
+    </w:p>
+    <w:p>
+      <w:pPr>
+        <w:ind w:firstLine="0"/>
+        <w:jc w:val="center"/>
+      </w:pPr>
+    </w:p>
+    <w:p>
+      <w:pPr>
+        <w:ind w:firstLine="0"/>
+        <w:jc w:val="center"/>
+      </w:pPr>
+    </w:p>
+    <w:p>
+      <w:pPr>
+        <w:ind w:firstLine="0"/>
+        <w:jc w:val="center"/>
+      </w:pPr>
+    </w:p>
+    <w:p>
+      <w:pPr>
+        <w:ind w:firstLine="0"/>
+      </w:pPr>
+    </w:p>
+    <w:p>
+      <w:pPr>
+        <w:ind w:firstLine="0"/>
+        <w:jc w:val="center"/>
+        <w:outlineLvl w:val="0"/>
+        <w:rPr>
+          <w:b/>
+          <w:bCs/>
+        </w:rPr>
+      </w:pPr>
+      <w:bookmarkStart w:id="26" w:name="_Toc183524061"/>
+      <w:r>
+        <w:rPr>
+          <w:b/>
+          <w:bCs/>
+        </w:rPr>
+        <w:t>СПИСОК ИСПОЛЬЗОВАННЫХ ИСТОЧНИКОВ</w:t>
+      </w:r>
+      <w:bookmarkEnd w:id="24"/>
+      <w:bookmarkEnd w:id="25"/>
+      <w:bookmarkEnd w:id="26"/>
+    </w:p>
+    <w:p>
+      <w:pPr>
+        <w:numPr>
+          <w:ilvl w:val="0"/>
+          <w:numId w:val="6"/>
+        </w:numPr>
+        <w:ind w:left="0" w:firstLine="709"/>
+        <w:contextualSpacing/>
+      </w:pPr>
+      <w:proofErr w:type="spellStart"/>
+      <w:r>
+        <w:t>Калентьев</w:t>
+      </w:r>
+      <w:proofErr w:type="spellEnd"/>
+      <w:r>
+        <w:t xml:space="preserve">, А. А. Новые технологии в </w:t>
+      </w:r>
+      <w:proofErr w:type="gramStart"/>
+      <w:r>
+        <w:t>программировании :</w:t>
+      </w:r>
+      <w:proofErr w:type="gramEnd"/>
+      <w:r>
+        <w:t xml:space="preserve"> учебное пособие / А. А. </w:t>
+      </w:r>
+      <w:proofErr w:type="spellStart"/>
+      <w:r>
+        <w:t>Калентьев</w:t>
+      </w:r>
+      <w:proofErr w:type="spellEnd"/>
+      <w:r>
+        <w:t xml:space="preserve">, Д. В. </w:t>
+      </w:r>
+      <w:proofErr w:type="spellStart"/>
+      <w:r>
+        <w:t>Гарайс</w:t>
+      </w:r>
+      <w:proofErr w:type="spellEnd"/>
+      <w:r>
+        <w:t xml:space="preserve">, А. Е. </w:t>
+      </w:r>
+      <w:proofErr w:type="spellStart"/>
+      <w:r>
+        <w:t>Гориянов</w:t>
+      </w:r>
+      <w:proofErr w:type="spellEnd"/>
+      <w:r>
+        <w:t xml:space="preserve">. – </w:t>
+      </w:r>
+      <w:proofErr w:type="gramStart"/>
+      <w:r>
+        <w:t>Томск :</w:t>
+      </w:r>
+      <w:proofErr w:type="gramEnd"/>
+      <w:r>
+        <w:t xml:space="preserve"> Эль Контент, 2014. – 176 с. – </w:t>
+      </w:r>
+      <w:r>
+        <w:rPr>
+          <w:lang w:val="en-US"/>
+        </w:rPr>
+        <w:t>ISBN</w:t>
+      </w:r>
+      <w:r>
+        <w:t xml:space="preserve"> 978</w:t>
+      </w:r>
+      <w:r>
+        <w:t>–</w:t>
+      </w:r>
+      <w:r>
+        <w:t>5</w:t>
+      </w:r>
+      <w:r>
+        <w:t>–</w:t>
+      </w:r>
+      <w:r>
+        <w:t>4332</w:t>
+      </w:r>
+      <w:r>
+        <w:t>–</w:t>
+      </w:r>
+      <w:r>
+        <w:t>0185</w:t>
+      </w:r>
+      <w:r>
+        <w:t>–</w:t>
+      </w:r>
+      <w:r>
+        <w:t>9.</w:t>
+      </w:r>
+    </w:p>
+    <w:p>
+      <w:pPr>
+        <w:pStyle w:val="af0"/>
+        <w:numPr>
+          <w:ilvl w:val="0"/>
+          <w:numId w:val="6"/>
+        </w:numPr>
+        <w:ind w:left="0" w:firstLine="709"/>
+      </w:pPr>
+      <w:r>
+        <w:t>Библиографическое описание. Государственный УНПК [Электронный ресурс]. – URL: http://www.ostu.ru/libraries/bibl_opisanie.php (дата обращения 18.</w:t>
+      </w:r>
+      <w:r>
+        <w:t>1</w:t>
+      </w:r>
+      <w:r>
+        <w:t>1.</w:t>
+      </w:r>
+      <w:r>
+        <w:t>2024</w:t>
+      </w:r>
+      <w:r>
+        <w:t>)</w:t>
+      </w:r>
+    </w:p>
+    <w:p>
+      <w:pPr>
+        <w:ind w:left="709" w:firstLine="0"/>
+        <w:contextualSpacing/>
+      </w:pPr>
+    </w:p>
+    <w:p>
+      <w:r>
+        <w:br w:type="page"/>
+      </w:r>
+    </w:p>
+    <w:p>
+      <w:pPr>
+        <w:ind w:firstLine="0"/>
+        <w:jc w:val="center"/>
+        <w:rPr>
+          <w:b/>
+          <w:bCs/>
+        </w:rPr>
+      </w:pPr>
+      <w:bookmarkStart w:id="27" w:name="_Toc74956679"/>
+      <w:r>
+        <w:rPr>
+          <w:b/>
+          <w:bCs/>
+        </w:rPr>
+        <w:lastRenderedPageBreak/>
+        <w:t>ПРИЛОЖЕНИЕ А</w:t>
+      </w:r>
+      <w:bookmarkEnd w:id="27"/>
+    </w:p>
+    <w:p>
+      <w:pPr>
+        <w:ind w:firstLine="0"/>
+        <w:jc w:val="center"/>
+        <w:rPr>
+          <w:b/>
+          <w:bCs/>
+        </w:rPr>
+      </w:pPr>
+      <w:r>
+        <w:rPr>
+          <w:b/>
+          <w:bCs/>
+        </w:rPr>
+        <w:t>Техническое задание на создание автоматизированной системы</w:t>
+      </w:r>
+    </w:p>
+    <w:p>
+      <w:pPr>
+        <w:ind w:firstLine="0"/>
+        <w:jc w:val="center"/>
+      </w:pPr>
+      <w:r>
+        <w:t>Программа для просмотра списка работников</w:t>
+      </w:r>
+    </w:p>
+    <w:p>
+      <w:pPr>
+        <w:spacing w:before="4200"/>
+        <w:ind w:firstLine="0"/>
+      </w:pPr>
+      <w:r>
+        <w:t>Разработчик: студент гр. О</w:t>
+      </w:r>
+      <w:r>
+        <w:t>–</w:t>
+      </w:r>
+      <w:r>
+        <w:t>5КМ</w:t>
+      </w:r>
+      <w:r>
+        <w:t>3</w:t>
+      </w:r>
+      <w:r>
+        <w:t xml:space="preserve">1 </w:t>
+      </w:r>
+      <w:r>
+        <w:t>Петрова А.А.</w:t>
+      </w:r>
+    </w:p>
+    <w:p>
+      <w:pPr>
+        <w:ind w:firstLine="0"/>
+      </w:pPr>
+      <w:r>
+        <w:t xml:space="preserve">Заказчик: Канд. техн. наук, доцент каф. КСУП ТУСУР </w:t>
+      </w:r>
+      <w:proofErr w:type="spellStart"/>
+      <w:r>
+        <w:t>Калентьев</w:t>
+      </w:r>
+      <w:proofErr w:type="spellEnd"/>
+      <w:r>
+        <w:t xml:space="preserve"> А. А.</w:t>
+      </w:r>
+    </w:p>
+    <w:p>
+      <w:pPr>
+        <w:spacing w:before="1800"/>
+        <w:ind w:firstLine="0"/>
+        <w:jc w:val="center"/>
+      </w:pPr>
+    </w:p>
+    <w:p>
+      <w:pPr>
+        <w:spacing w:before="1800"/>
+        <w:ind w:firstLine="0"/>
+        <w:jc w:val="center"/>
+      </w:pPr>
+    </w:p>
+    <w:p>
+      <w:pPr>
+        <w:spacing w:before="1800"/>
+        <w:ind w:firstLine="0"/>
+        <w:jc w:val="center"/>
+      </w:pPr>
+      <w:r>
+        <w:t>Томск 202</w:t>
+      </w:r>
+      <w:r>
+        <w:t>5</w:t>
+      </w:r>
+    </w:p>
+    <w:p>
+      <w:pPr>
+        <w:rPr>
+          <w:b/>
+          <w:bCs/>
+        </w:rPr>
+      </w:pPr>
+      <w:r>
+        <w:br w:type="page"/>
+      </w:r>
+    </w:p>
+    <w:p>
+      <w:pPr>
+        <w:ind w:firstLine="709"/>
+        <w:rPr>
+          <w:b/>
+          <w:bCs/>
+        </w:rPr>
+      </w:pPr>
+      <w:r>
+        <w:rPr>
+          <w:b/>
+          <w:bCs/>
+        </w:rPr>
+        <w:lastRenderedPageBreak/>
+        <w:t>1 Общие сведения</w:t>
+      </w:r>
+    </w:p>
+    <w:p>
+      <w:pPr>
+        <w:ind w:firstLine="709"/>
+        <w:rPr>
+          <w:b/>
+          <w:bCs/>
+        </w:rPr>
+      </w:pPr>
+      <w:r>
+        <w:rPr>
+          <w:b/>
+          <w:bCs/>
+        </w:rPr>
+        <w:t>1.1 Полное наименование системы и её условное обозначение</w:t>
+      </w:r>
+    </w:p>
+    <w:p>
+      <w:pPr>
+        <w:suppressAutoHyphens w:val="0"/>
+        <w:rPr>
+          <w:color w:val="000000" w:themeColor="text1"/>
+        </w:rPr>
+      </w:pPr>
+      <w:r>
+        <w:rPr>
+          <w:color w:val="000000" w:themeColor="text1"/>
+        </w:rPr>
+        <w:t xml:space="preserve">Полное наименование: «Программное обеспечение для </w:t>
+      </w:r>
+      <w:bookmarkStart w:id="28" w:name="_Hlk74057965"/>
+      <w:r>
+        <w:rPr>
+          <w:color w:val="000000" w:themeColor="text1"/>
+        </w:rPr>
+        <w:t>формирования записей с библиотечными карточками</w:t>
+      </w:r>
+      <w:bookmarkEnd w:id="28"/>
+      <w:r>
+        <w:rPr>
+          <w:color w:val="000000" w:themeColor="text1"/>
+        </w:rPr>
+        <w:t>».</w:t>
+      </w:r>
+    </w:p>
+    <w:p>
+      <w:pPr>
+        <w:suppressAutoHyphens w:val="0"/>
+        <w:rPr>
+          <w:color w:val="000000" w:themeColor="text1"/>
+        </w:rPr>
+      </w:pPr>
+      <w:r>
+        <w:rPr>
+          <w:color w:val="000000" w:themeColor="text1"/>
+        </w:rPr>
+        <w:t>Условное обозначение: «Система».</w:t>
+      </w:r>
+    </w:p>
+    <w:p>
+      <w:pPr>
+        <w:ind w:firstLine="709"/>
+        <w:rPr>
+          <w:b/>
+          <w:bCs/>
+        </w:rPr>
+      </w:pPr>
+      <w:r>
+        <w:rPr>
+          <w:b/>
+          <w:bCs/>
+        </w:rPr>
+        <w:t>1.2 Наименование предприятий разработчика и заказчика системы</w:t>
+      </w:r>
+    </w:p>
+    <w:p>
+      <w:pPr>
+        <w:ind w:firstLine="709"/>
+      </w:pPr>
+      <w:r>
+        <w:t xml:space="preserve">Заказчик: Канд. техн. наук, доцент каф. КСУП ТУСУР </w:t>
+      </w:r>
+      <w:proofErr w:type="spellStart"/>
+      <w:r>
+        <w:t>Калентьев</w:t>
+      </w:r>
+      <w:proofErr w:type="spellEnd"/>
+      <w:r>
+        <w:t xml:space="preserve"> А. А.</w:t>
+      </w:r>
+    </w:p>
+    <w:p>
+      <w:pPr>
+        <w:ind w:firstLine="709"/>
+      </w:pPr>
+      <w:r>
+        <w:t>Разработчик: Студент гр. О</w:t>
+      </w:r>
+      <w:r>
+        <w:t>–</w:t>
+      </w:r>
+      <w:r>
+        <w:t>5КМ</w:t>
+      </w:r>
+      <w:r>
+        <w:t>3</w:t>
+      </w:r>
+      <w:r>
+        <w:t xml:space="preserve">1 НИ ТПУ </w:t>
+      </w:r>
+      <w:r>
+        <w:t>Петрова А.А.</w:t>
+      </w:r>
+    </w:p>
+    <w:p>
+      <w:pPr>
+        <w:ind w:firstLine="709"/>
+        <w:rPr>
+          <w:b/>
+          <w:bCs/>
+        </w:rPr>
+      </w:pPr>
+      <w:r>
+        <w:rPr>
+          <w:b/>
+          <w:bCs/>
+        </w:rPr>
+        <w:t>1.3 Плановые сроки начала и окончания работы по созданию системы</w:t>
+      </w:r>
+    </w:p>
+    <w:p>
+      <w:pPr>
+        <w:ind w:firstLine="709"/>
+      </w:pPr>
+      <w:r>
+        <w:t xml:space="preserve">Начало работ: </w:t>
+      </w:r>
+      <w:r>
+        <w:t>01</w:t>
+      </w:r>
+      <w:r>
+        <w:t xml:space="preserve"> </w:t>
+      </w:r>
+      <w:r>
+        <w:t>сентября</w:t>
+      </w:r>
+      <w:r>
+        <w:t xml:space="preserve"> 202</w:t>
+      </w:r>
+      <w:r>
+        <w:t>5</w:t>
+      </w:r>
+      <w:r>
+        <w:t xml:space="preserve"> г.</w:t>
+      </w:r>
+    </w:p>
+    <w:p>
+      <w:pPr>
+        <w:ind w:firstLine="709"/>
+      </w:pPr>
+      <w:r>
+        <w:t xml:space="preserve">Окончание работ: </w:t>
+      </w:r>
+      <w:r>
+        <w:t>10</w:t>
+      </w:r>
+      <w:r>
+        <w:t xml:space="preserve"> ноября </w:t>
+      </w:r>
+      <w:r>
+        <w:t>202</w:t>
+      </w:r>
+      <w:r>
+        <w:t>5</w:t>
+      </w:r>
+      <w:r>
+        <w:t>г.</w:t>
+      </w:r>
+    </w:p>
+    <w:p>
+      <w:pPr>
+        <w:ind w:firstLine="709"/>
+      </w:pPr>
+      <w:r>
+        <w:br w:type="page"/>
+      </w:r>
+    </w:p>
+    <w:p>
+      <w:pPr>
+        <w:ind w:firstLine="709"/>
+        <w:rPr>
+          <w:b/>
+          <w:bCs/>
+        </w:rPr>
+      </w:pPr>
+      <w:r>
+        <w:rPr>
+          <w:b/>
+          <w:bCs/>
+        </w:rPr>
+        <w:lastRenderedPageBreak/>
+        <w:t>2 Назначение и цели создания системы</w:t>
+      </w:r>
+    </w:p>
+    <w:p>
+      <w:pPr>
+        <w:ind w:firstLine="709"/>
+        <w:rPr>
+          <w:b/>
+          <w:bCs/>
+        </w:rPr>
+      </w:pPr>
+      <w:r>
+        <w:rPr>
+          <w:b/>
+          <w:bCs/>
+        </w:rPr>
+        <w:t>2.1 Назначение системы</w:t>
+      </w:r>
+    </w:p>
+    <w:p>
+      <w:pPr>
+        <w:suppressAutoHyphens w:val="0"/>
+        <w:ind w:firstLine="709"/>
+        <w:rPr>
+          <w:color w:val="000000"/>
+        </w:rPr>
+      </w:pPr>
+      <w:r>
+        <w:rPr>
+          <w:color w:val="000000" w:themeColor="text1"/>
+        </w:rPr>
+        <w:t>Система предназначена для формирование файла с записями, включающими в себя информацию о библиотечных изданиях.</w:t>
+      </w:r>
+    </w:p>
+    <w:p>
+      <w:pPr>
+        <w:ind w:firstLine="709"/>
+        <w:rPr>
+          <w:b/>
+          <w:bCs/>
+        </w:rPr>
+      </w:pPr>
+      <w:r>
+        <w:rPr>
+          <w:b/>
+          <w:bCs/>
+        </w:rPr>
+        <w:t>2.2 Цели создания системы</w:t>
+      </w:r>
+    </w:p>
+    <w:p>
+      <w:pPr>
+        <w:numPr>
+          <w:ilvl w:val="0"/>
+          <w:numId w:val="7"/>
+        </w:numPr>
+        <w:suppressAutoHyphens w:val="0"/>
+        <w:rPr>
+          <w:color w:val="000000"/>
+        </w:rPr>
+      </w:pPr>
+      <w:r>
+        <w:rPr>
+          <w:color w:val="000000" w:themeColor="text1"/>
+        </w:rPr>
+        <w:t>Унификация процесса формировании библиотечных записей.</w:t>
+      </w:r>
+    </w:p>
+    <w:p>
+      <w:pPr>
+        <w:numPr>
+          <w:ilvl w:val="0"/>
+          <w:numId w:val="7"/>
+        </w:numPr>
+        <w:suppressAutoHyphens w:val="0"/>
+        <w:rPr>
+          <w:color w:val="000000"/>
+        </w:rPr>
+      </w:pPr>
+      <w:r>
+        <w:rPr>
+          <w:color w:val="000000" w:themeColor="text1"/>
+        </w:rPr>
+        <w:t>Уменьшение трудозатрат при формировании библиотечных записей.</w:t>
+      </w:r>
+    </w:p>
+    <w:p>
+      <w:r>
+        <w:br w:type="page"/>
+      </w:r>
+    </w:p>
+    <w:p>
+      <w:pPr>
+        <w:rPr>
+          <w:b/>
+          <w:bCs/>
+        </w:rPr>
+      </w:pPr>
+      <w:r>
+        <w:rPr>
+          <w:b/>
+          <w:bCs/>
+        </w:rPr>
+        <w:lastRenderedPageBreak/>
+        <w:t>3 Характеристика объектов автоматизации</w:t>
+      </w:r>
+    </w:p>
+    <w:p>
+      <w:pPr>
+        <w:suppressAutoHyphens w:val="0"/>
+        <w:rPr>
+          <w:color w:val="000000"/>
+        </w:rPr>
+      </w:pPr>
+      <w:r>
+        <w:rPr>
+          <w:color w:val="000000" w:themeColor="text1"/>
+        </w:rPr>
+        <w:t>Система библиотечных карточек для разных изданий. Каждое издание (книга, журнал, сборник, диссертация) характеризуется различным набором информации, библиотечная запись должна содержать эту информацию, оформленную по ГОСТу [</w:t>
+      </w:r>
+      <w:r>
+        <w:rPr>
+          <w:color w:val="000000" w:themeColor="text1"/>
+        </w:rPr>
+        <w:t>2</w:t>
+      </w:r>
+      <w:r>
+        <w:rPr>
+          <w:color w:val="000000" w:themeColor="text1"/>
+        </w:rPr>
+        <w:t>].</w:t>
+      </w:r>
+    </w:p>
+    <w:p>
+      <w:r>
+        <w:br w:type="page"/>
+      </w:r>
+    </w:p>
+    <w:p>
+      <w:pPr>
+        <w:rPr>
+          <w:b/>
+          <w:bCs/>
+        </w:rPr>
+      </w:pPr>
+      <w:r>
+        <w:rPr>
+          <w:b/>
+          <w:bCs/>
+        </w:rPr>
+        <w:lastRenderedPageBreak/>
+        <w:t>4 Требования к системе</w:t>
+      </w:r>
+    </w:p>
+    <w:p>
+      <w:pPr>
+        <w:ind w:firstLine="0"/>
+      </w:pPr>
+      <w:r>
+        <w:t>Таблица 4.1 – Префиксы мнемонических идентификаторов требований и их расшифровка</w:t>
+      </w:r>
+    </w:p>
+    <w:tbl>
+      <w:tblPr>
+        <w:tblStyle w:val="31"/>
+        <w:tblW w:w="9345" w:type="dxa"/>
+        <w:tblLayout w:type="fixed"/>
+        <w:tblLook w:val="04A0" w:firstRow="1" w:lastRow="0" w:firstColumn="1" w:lastColumn="0" w:noHBand="0" w:noVBand="1"/>
+      </w:tblPr>
+      <w:tblGrid>
+        <w:gridCol w:w="1412"/>
+        <w:gridCol w:w="7933"/>
+      </w:tblGrid>
+      <w:tr>
+        <w:tc>
+          <w:tcPr>
+            <w:tcW w:w="1412" w:type="dxa"/>
+          </w:tcPr>
+          <w:p>
+            <w:pPr>
+              <w:suppressAutoHyphens w:val="0"/>
+              <w:spacing w:line="240" w:lineRule="auto"/>
+              <w:ind w:firstLine="0"/>
+              <w:rPr>
+                <w:b/>
+                <w:bCs/>
+                <w:color w:val="000000"/>
+                <w:sz w:val="24"/>
+              </w:rPr>
+            </w:pPr>
+            <w:r>
+              <w:rPr>
+                <w:rFonts w:eastAsia="Calibri"/>
+                <w:b/>
+                <w:bCs/>
+                <w:color w:val="000000" w:themeColor="text1"/>
+                <w:sz w:val="24"/>
+              </w:rPr>
+              <w:t>Префикс</w:t>
+            </w:r>
+          </w:p>
+        </w:tc>
+        <w:tc>
+          <w:tcPr>
+            <w:tcW w:w="7933" w:type="dxa"/>
+          </w:tcPr>
+          <w:p>
+            <w:pPr>
+              <w:suppressAutoHyphens w:val="0"/>
+              <w:spacing w:line="240" w:lineRule="auto"/>
+              <w:ind w:firstLine="0"/>
+              <w:rPr>
+                <w:b/>
+                <w:bCs/>
+                <w:color w:val="000000"/>
+                <w:sz w:val="24"/>
+              </w:rPr>
+            </w:pPr>
+            <w:r>
+              <w:rPr>
+                <w:rFonts w:eastAsia="Calibri"/>
+                <w:b/>
+                <w:bCs/>
+                <w:color w:val="000000" w:themeColor="text1"/>
+                <w:sz w:val="24"/>
+              </w:rPr>
+              <w:t>Тип требования</w:t>
+            </w:r>
+          </w:p>
+        </w:tc>
+      </w:tr>
+      <w:tr>
+        <w:tc>
+          <w:tcPr>
+            <w:tcW w:w="1412" w:type="dxa"/>
+          </w:tcPr>
+          <w:p>
+            <w:pPr>
+              <w:suppressAutoHyphens w:val="0"/>
+              <w:spacing w:line="240" w:lineRule="auto"/>
+              <w:ind w:firstLine="0"/>
+              <w:rPr>
+                <w:color w:val="000000"/>
+                <w:sz w:val="24"/>
+                <w:lang w:val="en-US"/>
+              </w:rPr>
+            </w:pPr>
+            <w:r>
+              <w:rPr>
+                <w:rFonts w:eastAsia="Calibri"/>
+                <w:color w:val="000000" w:themeColor="text1"/>
+                <w:sz w:val="24"/>
+                <w:lang w:val="en-US"/>
+              </w:rPr>
+              <w:t>C</w:t>
+            </w:r>
+          </w:p>
+        </w:tc>
+        <w:tc>
+          <w:tcPr>
+            <w:tcW w:w="7933" w:type="dxa"/>
+          </w:tcPr>
+          <w:p>
+            <w:pPr>
+              <w:ind w:firstLine="0"/>
+              <w:rPr>
+                <w:rFonts w:eastAsia="Calibri"/>
+              </w:rPr>
+            </w:pPr>
+            <w:r>
+              <w:rPr>
+                <w:rFonts w:eastAsia="Calibri"/>
+              </w:rPr>
+              <w:t>Требование к программной или аппаратной совместимости</w:t>
+            </w:r>
+          </w:p>
+        </w:tc>
+      </w:tr>
+      <w:tr>
+        <w:tc>
+          <w:tcPr>
+            <w:tcW w:w="1412" w:type="dxa"/>
+            <w:shd w:val="clear" w:color="auto" w:fill="auto"/>
+          </w:tcPr>
+          <w:p>
+            <w:pPr>
+              <w:suppressAutoHyphens w:val="0"/>
+              <w:spacing w:line="240" w:lineRule="auto"/>
+              <w:ind w:firstLine="0"/>
+              <w:rPr>
+                <w:color w:val="000000"/>
+                <w:sz w:val="24"/>
+                <w:lang w:val="en-US"/>
+              </w:rPr>
+            </w:pPr>
+            <w:r>
+              <w:rPr>
+                <w:color w:val="000000"/>
+                <w:sz w:val="24"/>
+                <w:lang w:val="en-US"/>
+              </w:rPr>
+              <w:t>D</w:t>
+            </w:r>
+          </w:p>
+        </w:tc>
+        <w:tc>
+          <w:tcPr>
+            <w:tcW w:w="7933" w:type="dxa"/>
+          </w:tcPr>
+          <w:p>
+            <w:pPr>
+              <w:ind w:firstLine="0"/>
+              <w:rPr>
+                <w:rFonts w:eastAsia="Calibri"/>
+              </w:rPr>
+            </w:pPr>
+            <w:r>
+              <w:rPr>
+                <w:rFonts w:eastAsia="Calibri"/>
+              </w:rPr>
+              <w:t>Требование к структуре данных</w:t>
+            </w:r>
+          </w:p>
+        </w:tc>
+      </w:tr>
+      <w:tr>
+        <w:tc>
+          <w:tcPr>
+            <w:tcW w:w="1412" w:type="dxa"/>
+            <w:shd w:val="clear" w:color="auto" w:fill="auto"/>
+          </w:tcPr>
+          <w:p>
+            <w:pPr>
+              <w:suppressAutoHyphens w:val="0"/>
+              <w:spacing w:line="240" w:lineRule="auto"/>
+              <w:ind w:firstLine="0"/>
+              <w:rPr>
+                <w:color w:val="000000"/>
+                <w:sz w:val="24"/>
+                <w:lang w:val="en-US"/>
+              </w:rPr>
+            </w:pPr>
+            <w:r>
+              <w:rPr>
+                <w:color w:val="000000"/>
+                <w:sz w:val="24"/>
+                <w:lang w:val="en-US"/>
+              </w:rPr>
+              <w:t>F</w:t>
+            </w:r>
+          </w:p>
+        </w:tc>
+        <w:tc>
+          <w:tcPr>
+            <w:tcW w:w="7933" w:type="dxa"/>
+          </w:tcPr>
+          <w:p>
+            <w:pPr>
+              <w:ind w:firstLine="0"/>
+              <w:rPr>
+                <w:rFonts w:eastAsia="Calibri"/>
+              </w:rPr>
+            </w:pPr>
+            <w:r>
+              <w:rPr>
+                <w:rFonts w:eastAsia="Calibri"/>
+              </w:rPr>
+              <w:t>Функциональное требование</w:t>
+            </w:r>
+          </w:p>
+        </w:tc>
+      </w:tr>
+      <w:tr>
+        <w:tc>
+          <w:tcPr>
+            <w:tcW w:w="1412" w:type="dxa"/>
+            <w:shd w:val="clear" w:color="auto" w:fill="auto"/>
+          </w:tcPr>
+          <w:p>
+            <w:pPr>
+              <w:suppressAutoHyphens w:val="0"/>
+              <w:spacing w:line="240" w:lineRule="auto"/>
+              <w:ind w:firstLine="0"/>
+              <w:jc w:val="left"/>
+              <w:rPr>
+                <w:color w:val="000000"/>
+                <w:sz w:val="24"/>
+                <w:lang w:val="en-US"/>
+              </w:rPr>
+            </w:pPr>
+            <w:r>
+              <w:rPr>
+                <w:color w:val="000000"/>
+                <w:sz w:val="24"/>
+                <w:lang w:val="en-US"/>
+              </w:rPr>
+              <w:t>U</w:t>
+            </w:r>
+          </w:p>
+        </w:tc>
+        <w:tc>
+          <w:tcPr>
+            <w:tcW w:w="7933" w:type="dxa"/>
+          </w:tcPr>
+          <w:p>
+            <w:pPr>
+              <w:ind w:firstLine="0"/>
+              <w:rPr>
+                <w:rFonts w:eastAsia="Calibri"/>
+              </w:rPr>
+            </w:pPr>
+            <w:r>
+              <w:rPr>
+                <w:rFonts w:eastAsia="Calibri"/>
+              </w:rPr>
+              <w:t>Требование к пользовательскому интерфейсу</w:t>
+            </w:r>
+          </w:p>
+        </w:tc>
+      </w:tr>
+    </w:tbl>
+    <w:p>
+      <w:pPr>
+        <w:rPr>
+          <w:b/>
+          <w:bCs/>
+        </w:rPr>
+      </w:pPr>
+    </w:p>
+    <w:p>
+      <w:pPr>
+        <w:rPr>
+          <w:b/>
+          <w:bCs/>
+        </w:rPr>
+      </w:pPr>
+      <w:r>
+        <w:rPr>
+          <w:b/>
+          <w:bCs/>
+        </w:rPr>
+        <w:t>4.</w:t>
+      </w:r>
+      <w:r>
+        <w:rPr>
+          <w:b/>
+          <w:bCs/>
+          <w:lang w:val="en-US"/>
+        </w:rPr>
+        <w:t>1</w:t>
+      </w:r>
+      <w:r>
+        <w:rPr>
+          <w:b/>
+          <w:bCs/>
+        </w:rPr>
+        <w:t xml:space="preserve"> Требования к структуре данных</w:t>
+      </w:r>
+    </w:p>
+    <w:p>
+      <w:r>
+        <w:rPr>
+          <w:b/>
+          <w:bCs/>
+          <w:lang w:val="en-US"/>
+        </w:rPr>
+        <w:t>D</w:t>
+      </w:r>
+      <w:r>
+        <w:rPr>
+          <w:b/>
+          <w:bCs/>
+        </w:rPr>
+        <w:t xml:space="preserve">01. </w:t>
+      </w:r>
+      <w:r>
+        <w:t xml:space="preserve">Данные о параметрах элементов электрических схем должны храниться в </w:t>
+      </w:r>
+      <w:r>
+        <w:rPr>
+          <w:lang w:val="en-US"/>
+        </w:rPr>
+        <w:t>XML</w:t>
+      </w:r>
+      <w:r>
+        <w:t>–</w:t>
+      </w:r>
+      <w:r>
+        <w:t xml:space="preserve">файле с расширением </w:t>
+      </w:r>
+      <w:proofErr w:type="gramStart"/>
+      <w:r>
+        <w:t>*.</w:t>
+      </w:r>
+      <w:r>
+        <w:rPr>
+          <w:lang w:val="en-US"/>
+        </w:rPr>
+        <w:t>card</w:t>
+      </w:r>
+      <w:proofErr w:type="gramEnd"/>
+      <w:r>
+        <w:t>.</w:t>
+      </w:r>
+    </w:p>
+    <w:p>
+      <w:pPr>
+        <w:suppressAutoHyphens w:val="0"/>
+        <w:autoSpaceDE w:val="0"/>
+        <w:autoSpaceDN w:val="0"/>
+        <w:adjustRightInd w:val="0"/>
+        <w:spacing w:line="240" w:lineRule="auto"/>
+        <w:ind w:firstLine="0"/>
+        <w:jc w:val="left"/>
+      </w:pPr>
+      <w:r>
+        <w:rPr>
+          <w:b/>
+          <w:bCs/>
+          <w:lang w:val="en-US"/>
+        </w:rPr>
+        <w:t>D</w:t>
+      </w:r>
+      <w:r>
+        <w:rPr>
+          <w:b/>
+          <w:bCs/>
+        </w:rPr>
+        <w:t>01.01.</w:t>
+      </w:r>
+      <w:r>
+        <w:t xml:space="preserve"> </w:t>
+      </w:r>
+      <w:r>
+        <w:t xml:space="preserve">Формат </w:t>
+      </w:r>
+      <w:r>
+        <w:rPr>
+          <w:lang w:val="en-US"/>
+        </w:rPr>
+        <w:t>XML</w:t>
+      </w:r>
+      <w:r>
+        <w:t>–</w:t>
+      </w:r>
+      <w:r>
+        <w:t>файла должен иметь следующую структуру:</w:t>
+      </w:r>
+    </w:p>
+    <w:p>
+      <w:pPr>
+        <w:suppressAutoHyphens w:val="0"/>
+        <w:autoSpaceDE w:val="0"/>
+        <w:autoSpaceDN w:val="0"/>
+        <w:adjustRightInd w:val="0"/>
+        <w:spacing w:line="240" w:lineRule="auto"/>
+        <w:ind w:firstLine="0"/>
+        <w:jc w:val="left"/>
+      </w:pPr>
+      <w:r>
+        <w:rPr>
+          <w:noProof/>
+          <w:lang w:eastAsia="ru-RU"/>
+        </w:rPr>
+        <w:drawing>
+          <wp:inline distT="0" distB="0" distL="0" distR="0" wp14:anchorId="091D439E" wp14:editId="6802A662">
+            <wp:extent cx="5940425" cy="3848735"/>
+            <wp:effectExtent l="0" t="0" r="3175" b="0"/>
+            <wp:docPr id="24" name="Рисунок 24"/>
+            <wp:cNvGraphicFramePr>
+              <a:graphicFrameLocks xmlns:a="http://schemas.openxmlformats.org/drawingml/2006/main" noChangeAspect="1"/>
+            </wp:cNvGraphicFramePr>
+            <a:graphic xmlns:a="http://schemas.openxmlformats.org/drawingml/2006/main">
+              <a:graphicData uri="http://schemas.openxmlformats.org/drawingml/2006/picture">
+                <pic:pic xmlns:pic="http://schemas.openxmlformats.org/drawingml/2006/picture">
+                  <pic:nvPicPr>
+                    <pic:cNvPr id="1" name=""/>
+                    <pic:cNvPicPr/>
+                  </pic:nvPicPr>
+                  <pic:blipFill>
+                    <a:blip r:embed="rId37"/>
+                    <a:stretch>
+                      <a:fillRect/>
+                    </a:stretch>
+                  </pic:blipFill>
+                  <pic:spPr>
+                    <a:xfrm>
+                      <a:off x="0" y="0"/>
+                      <a:ext cx="5940425" cy="3848735"/>
+                    </a:xfrm>
+                    <a:prstGeom prst="rect">
+                      <a:avLst/>
+                    </a:prstGeom>
+                  </pic:spPr>
+                </pic:pic>
+              </a:graphicData>
+            </a:graphic>
+          </wp:inline>
+        </w:drawing>
+      </w:r>
+    </w:p>
+    <w:p>
+      <w:pPr>
+        <w:suppressAutoHyphens w:val="0"/>
+        <w:autoSpaceDE w:val="0"/>
+        <w:autoSpaceDN w:val="0"/>
+        <w:adjustRightInd w:val="0"/>
+        <w:spacing w:line="240" w:lineRule="auto"/>
+        <w:ind w:firstLine="0"/>
+        <w:jc w:val="left"/>
+      </w:pPr>
+      <w:r>
+        <w:rPr>
+          <w:noProof/>
+          <w:lang w:eastAsia="ru-RU"/>
+        </w:rPr>
+        <w:lastRenderedPageBreak/>
+        <w:drawing>
+          <wp:inline distT="0" distB="0" distL="0" distR="0" wp14:anchorId="0E29DEB2" wp14:editId="3948AB4C">
+            <wp:extent cx="5231765" cy="2084317"/>
+            <wp:effectExtent l="0" t="0" r="6985" b="0"/>
+            <wp:docPr id="26" name="Рисунок 26"/>
+            <wp:cNvGraphicFramePr>
+              <a:graphicFrameLocks xmlns:a="http://schemas.openxmlformats.org/drawingml/2006/main" noChangeAspect="1"/>
+            </wp:cNvGraphicFramePr>
+            <a:graphic xmlns:a="http://schemas.openxmlformats.org/drawingml/2006/main">
+              <a:graphicData uri="http://schemas.openxmlformats.org/drawingml/2006/picture">
+                <pic:pic xmlns:pic="http://schemas.openxmlformats.org/drawingml/2006/picture">
+                  <pic:nvPicPr>
+                    <pic:cNvPr id="1" name=""/>
+                    <pic:cNvPicPr/>
+                  </pic:nvPicPr>
+                  <pic:blipFill>
+                    <a:blip r:embed="rId38"/>
+                    <a:stretch>
+                      <a:fillRect/>
+                    </a:stretch>
+                  </pic:blipFill>
+                  <pic:spPr>
+                    <a:xfrm>
+                      <a:off x="0" y="0"/>
                       <a:ext cx="5244821" cy="2089519"/>
                     </a:xfrm>
                     <a:prstGeom prst="rect">
@@ -17791,10 +17822,7 @@
         <w:t>04.</w:t>
       </w:r>
       <w:r>
-        <w:t xml:space="preserve"> </w:t>
-      </w:r>
-      <w:r>
-        <w:t>ОЗУ: 2 ГБ для 64-разрядных систем.</w:t>
+        <w:t xml:space="preserve"> ОЗУ: 2 ГБ для 64-разрядных систем.</w:t>
       </w:r>
     </w:p>
     <w:p>
@@ -17826,14 +17854,11 @@
         <w:t>05.</w:t>
       </w:r>
       <w:r>
-        <w:t xml:space="preserve"> </w:t>
-      </w:r>
-      <w:r>
-        <w:t>Место на жестком диске: 1,5 МБ для 64-разрядных систем.</w:t>
+        <w:t xml:space="preserve"> Место на жестком диске: 1,5 МБ для 64-разрядных систем.</w:t>
       </w:r>
     </w:p>
     <w:sectPr>
-      <w:footerReference w:type="default" r:id="rId35"/>
+      <w:footerReference w:type="default" r:id="rId39"/>
       <w:pgSz w:w="11906" w:h="16838"/>
       <w:pgMar w:top="1134" w:right="850" w:bottom="1134" w:left="1701" w:header="0" w:footer="0" w:gutter="0"/>
       <w:cols w:space="720"/>
@@ -17842,6 +17867,63 @@
     </w:sectPr>
   </w:body>
 </w:document>
+</file>
+
+<file path=word/comments.xml><?xml version="1.0" encoding="utf-8"?>
+<w:comments xmlns:wpc="http://schemas.microsoft.com/office/word/2010/wordprocessingCanvas" xmlns:cx="http://schemas.microsoft.com/office/drawing/2014/chartex" xmlns:cx1="http://schemas.microsoft.com/office/drawing/2015/9/8/chartex" xmlns:cx2="http://schemas.microsoft.com/office/drawing/2015/10/21/chartex" xmlns:cx3="http://schemas.microsoft.com/office/drawing/2016/5/9/chartex" xmlns:cx4="http://schemas.microsoft.com/office/drawing/2016/5/10/chartex" xmlns:cx5="http://schemas.microsoft.com/office/drawing/2016/5/11/chartex" xmlns:cx6="http://schemas.microsoft.com/office/drawing/2016/5/12/chartex" xmlns:cx7="http://schemas.microsoft.com/office/drawing/2016/5/13/chartex" xmlns:cx8="http://schemas.microsoft.com/office/drawing/2016/5/14/chartex" xmlns:mc="http://schemas.openxmlformats.org/markup-compatibility/2006" xmlns:aink="http://schemas.microsoft.com/office/drawing/2016/ink" xmlns:am3d="http://schemas.microsoft.com/office/drawing/2017/model3d" xmlns:o="urn:schemas-microsoft-com:office:office" xmlns:r="http://schemas.openxmlformats.org/officeDocument/2006/relationships" xmlns:m="http://schemas.openxmlformats.org/officeDocument/2006/math" xmlns:v="urn:schemas-microsoft-com:vml" xmlns:wp14="http://schemas.microsoft.com/office/word/2010/wordprocessingDrawing" xmlns:wp="http://schemas.openxmlformats.org/drawingml/2006/wordprocessingDrawing" xmlns:w10="urn:schemas-microsoft-com:office:word" xmlns:w="http://schemas.openxmlformats.org/wordprocessingml/2006/main" xmlns:w14="http://schemas.microsoft.com/office/word/2010/wordml" xmlns:w15="http://schemas.microsoft.com/office/word/2012/wordml" xmlns:w16cex="http://schemas.microsoft.com/office/word/2018/wordml/cex" xmlns:w16cid="http://schemas.microsoft.com/office/word/2016/wordml/cid" xmlns:w16="http://schemas.microsoft.com/office/word/2018/wordml" xmlns:w16sdtdh="http://schemas.microsoft.com/office/word/2020/wordml/sdtdatahash" xmlns:w16se="http://schemas.microsoft.com/office/word/2015/wordml/symex" xmlns:wpg="http://schemas.microsoft.com/office/word/2010/wordprocessingGroup" xmlns:wpi="http://schemas.microsoft.com/office/word/2010/wordprocessingInk" xmlns:wne="http://schemas.microsoft.com/office/word/2006/wordml" xmlns:wps="http://schemas.microsoft.com/office/word/2010/wordprocessingShape" mc:Ignorable="w14 w15 w16se w16cid w16 w16cex w16sdtdh wp14">
+  <w:comment w:id="8" w:author="Aleksey A. Kalentev" w:date="2025-11-13T14:44:00Z" w:initials="AAK">
+    <w:p>
+      <w:pPr>
+        <w:pStyle w:val="af5"/>
+      </w:pPr>
+      <w:r>
+        <w:rPr>
+          <w:rStyle w:val="af4"/>
+        </w:rPr>
+        <w:annotationRef/>
+      </w:r>
+      <w:proofErr w:type="gramStart"/>
+      <w:r>
+        <w:t>Стрелки?</w:t>
+      </w:r>
+      <w:proofErr w:type="gramEnd"/>
+    </w:p>
+  </w:comment>
+  <w:comment w:id="13" w:author="Aleksey A. Kalentev" w:date="2025-11-13T14:46:00Z" w:initials="AAK">
+    <w:p>
+      <w:pPr>
+        <w:pStyle w:val="af5"/>
+      </w:pPr>
+      <w:r>
+        <w:rPr>
+          <w:rStyle w:val="af4"/>
+        </w:rPr>
+        <w:annotationRef/>
+      </w:r>
+    </w:p>
+  </w:comment>
+</w:comments>
+</file>
+
+<file path=word/commentsExtended.xml><?xml version="1.0" encoding="utf-8"?>
+<w15:commentsEx xmlns:wpc="http://schemas.microsoft.com/office/word/2010/wordprocessingCanvas" xmlns:cx="http://schemas.microsoft.com/office/drawing/2014/chartex" xmlns:cx1="http://schemas.microsoft.com/office/drawing/2015/9/8/chartex" xmlns:cx2="http://schemas.microsoft.com/office/drawing/2015/10/21/chartex" xmlns:cx3="http://schemas.microsoft.com/office/drawing/2016/5/9/chartex" xmlns:cx4="http://schemas.microsoft.com/office/drawing/2016/5/10/chartex" xmlns:cx5="http://schemas.microsoft.com/office/drawing/2016/5/11/chartex" xmlns:cx6="http://schemas.microsoft.com/office/drawing/2016/5/12/chartex" xmlns:cx7="http://schemas.microsoft.com/office/drawing/2016/5/13/chartex" xmlns:cx8="http://schemas.microsoft.com/office/drawing/2016/5/14/chartex" xmlns:mc="http://schemas.openxmlformats.org/markup-compatibility/2006" xmlns:aink="http://schemas.microsoft.com/office/drawing/2016/ink" xmlns:am3d="http://schemas.microsoft.com/office/drawing/2017/model3d" xmlns:o="urn:schemas-microsoft-com:office:office" xmlns:r="http://schemas.openxmlformats.org/officeDocument/2006/relationships" xmlns:m="http://schemas.openxmlformats.org/officeDocument/2006/math" xmlns:v="urn:schemas-microsoft-com:vml" xmlns:wp14="http://schemas.microsoft.com/office/word/2010/wordprocessingDrawing" xmlns:wp="http://schemas.openxmlformats.org/drawingml/2006/wordprocessingDrawing" xmlns:w10="urn:schemas-microsoft-com:office:word" xmlns:w="http://schemas.openxmlformats.org/wordprocessingml/2006/main" xmlns:w14="http://schemas.microsoft.com/office/word/2010/wordml" xmlns:w15="http://schemas.microsoft.com/office/word/2012/wordml" xmlns:w16cex="http://schemas.microsoft.com/office/word/2018/wordml/cex" xmlns:w16cid="http://schemas.microsoft.com/office/word/2016/wordml/cid" xmlns:w16="http://schemas.microsoft.com/office/word/2018/wordml" xmlns:w16sdtdh="http://schemas.microsoft.com/office/word/2020/wordml/sdtdatahash" xmlns:w16se="http://schemas.microsoft.com/office/word/2015/wordml/symex" xmlns:wpg="http://schemas.microsoft.com/office/word/2010/wordprocessingGroup" xmlns:wpi="http://schemas.microsoft.com/office/word/2010/wordprocessingInk" xmlns:wne="http://schemas.microsoft.com/office/word/2006/wordml" xmlns:wps="http://schemas.microsoft.com/office/word/2010/wordprocessingShape" mc:Ignorable="w14 w15 w16se w16cid w16 w16cex w16sdtdh wp14">
+  <w15:commentEx w15:paraId="68051B6D" w15:done="0"/>
+  <w15:commentEx w15:paraId="49044808" w15:done="0"/>
+</w15:commentsEx>
+</file>
+
+<file path=word/commentsExtensible.xml><?xml version="1.0" encoding="utf-8"?>
+<w16cex:commentsExtensible xmlns:wpc="http://schemas.microsoft.com/office/word/2010/wordprocessingCanvas" xmlns:cx="http://schemas.microsoft.com/office/drawing/2014/chartex" xmlns:cx1="http://schemas.microsoft.com/office/drawing/2015/9/8/chartex" xmlns:cx2="http://schemas.microsoft.com/office/drawing/2015/10/21/chartex" xmlns:cx3="http://schemas.microsoft.com/office/drawing/2016/5/9/chartex" xmlns:cx4="http://schemas.microsoft.com/office/drawing/2016/5/10/chartex" xmlns:cx5="http://schemas.microsoft.com/office/drawing/2016/5/11/chartex" xmlns:cx6="http://schemas.microsoft.com/office/drawing/2016/5/12/chartex" xmlns:cx7="http://schemas.microsoft.com/office/drawing/2016/5/13/chartex" xmlns:cx8="http://schemas.microsoft.com/office/drawing/2016/5/14/chartex" xmlns:mc="http://schemas.openxmlformats.org/markup-compatibility/2006" xmlns:aink="http://schemas.microsoft.com/office/drawing/2016/ink" xmlns:am3d="http://schemas.microsoft.com/office/drawing/2017/model3d" xmlns:o="urn:schemas-microsoft-com:office:office" xmlns:r="http://schemas.openxmlformats.org/officeDocument/2006/relationships" xmlns:m="http://schemas.openxmlformats.org/officeDocument/2006/math" xmlns:v="urn:schemas-microsoft-com:vml" xmlns:wp14="http://schemas.microsoft.com/office/word/2010/wordprocessingDrawing" xmlns:wp="http://schemas.openxmlformats.org/drawingml/2006/wordprocessingDrawing" xmlns:w10="urn:schemas-microsoft-com:office:word" xmlns:w="http://schemas.openxmlformats.org/wordprocessingml/2006/main" xmlns:w14="http://schemas.microsoft.com/office/word/2010/wordml" xmlns:w15="http://schemas.microsoft.com/office/word/2012/wordml" xmlns:w16cex="http://schemas.microsoft.com/office/word/2018/wordml/cex" xmlns:w16cid="http://schemas.microsoft.com/office/word/2016/wordml/cid" xmlns:w16="http://schemas.microsoft.com/office/word/2018/wordml" xmlns:w16sdtdh="http://schemas.microsoft.com/office/word/2020/wordml/sdtdatahash" xmlns:w16se="http://schemas.microsoft.com/office/word/2015/wordml/symex" xmlns:wpg="http://schemas.microsoft.com/office/word/2010/wordprocessingGroup" xmlns:wpi="http://schemas.microsoft.com/office/word/2010/wordprocessingInk" xmlns:wne="http://schemas.microsoft.com/office/word/2006/wordml" xmlns:wps="http://schemas.microsoft.com/office/word/2010/wordprocessingShape" mc:Ignorable="w14 w15 w16se w16cid w16 w16cex w16sdtdh wp14">
+  <w16cex:commentExtensible w16cex:durableId="2CC06D47" w16cex:dateUtc="2025-11-13T07:44:00Z"/>
+  <w16cex:commentExtensible w16cex:durableId="2CC06DDF" w16cex:dateUtc="2025-11-13T07:46:00Z"/>
+</w16cex:commentsExtensible>
+</file>
+
+<file path=word/commentsIds.xml><?xml version="1.0" encoding="utf-8"?>
+<w16cid:commentsIds xmlns:wpc="http://schemas.microsoft.com/office/word/2010/wordprocessingCanvas" xmlns:cx="http://schemas.microsoft.com/office/drawing/2014/chartex" xmlns:cx1="http://schemas.microsoft.com/office/drawing/2015/9/8/chartex" xmlns:cx2="http://schemas.microsoft.com/office/drawing/2015/10/21/chartex" xmlns:cx3="http://schemas.microsoft.com/office/drawing/2016/5/9/chartex" xmlns:cx4="http://schemas.microsoft.com/office/drawing/2016/5/10/chartex" xmlns:cx5="http://schemas.microsoft.com/office/drawing/2016/5/11/chartex" xmlns:cx6="http://schemas.microsoft.com/office/drawing/2016/5/12/chartex" xmlns:cx7="http://schemas.microsoft.com/office/drawing/2016/5/13/chartex" xmlns:cx8="http://schemas.microsoft.com/office/drawing/2016/5/14/chartex" xmlns:mc="http://schemas.openxmlformats.org/markup-compatibility/2006" xmlns:aink="http://schemas.microsoft.com/office/drawing/2016/ink" xmlns:am3d="http://schemas.microsoft.com/office/drawing/2017/model3d" xmlns:o="urn:schemas-microsoft-com:office:office" xmlns:r="http://schemas.openxmlformats.org/officeDocument/2006/relationships" xmlns:m="http://schemas.openxmlformats.org/officeDocument/2006/math" xmlns:v="urn:schemas-microsoft-com:vml" xmlns:wp14="http://schemas.microsoft.com/office/word/2010/wordprocessingDrawing" xmlns:wp="http://schemas.openxmlformats.org/drawingml/2006/wordprocessingDrawing" xmlns:w10="urn:schemas-microsoft-com:office:word" xmlns:w="http://schemas.openxmlformats.org/wordprocessingml/2006/main" xmlns:w14="http://schemas.microsoft.com/office/word/2010/wordml" xmlns:w15="http://schemas.microsoft.com/office/word/2012/wordml" xmlns:w16cex="http://schemas.microsoft.com/office/word/2018/wordml/cex" xmlns:w16cid="http://schemas.microsoft.com/office/word/2016/wordml/cid" xmlns:w16="http://schemas.microsoft.com/office/word/2018/wordml" xmlns:w16sdtdh="http://schemas.microsoft.com/office/word/2020/wordml/sdtdatahash" xmlns:w16se="http://schemas.microsoft.com/office/word/2015/wordml/symex" xmlns:wpg="http://schemas.microsoft.com/office/word/2010/wordprocessingGroup" xmlns:wpi="http://schemas.microsoft.com/office/word/2010/wordprocessingInk" xmlns:wne="http://schemas.microsoft.com/office/word/2006/wordml" xmlns:wps="http://schemas.microsoft.com/office/word/2010/wordprocessingShape" mc:Ignorable="w14 w15 w16se w16cid w16 w16cex w16sdtdh wp14">
+  <w16cid:commentId w16cid:paraId="68051B6D" w16cid:durableId="2CC06D47"/>
+  <w16cid:commentId w16cid:paraId="49044808" w16cid:durableId="2CC06DDF"/>
+</w16cid:commentsIds>
 </file>
 
 <file path=word/endnotes.xml><?xml version="1.0" encoding="utf-8"?>
@@ -19392,6 +19474,14 @@
     <w:abstractNumId w:val="4"/>
   </w:num>
 </w:numbering>
+</file>
+
+<file path=word/people.xml><?xml version="1.0" encoding="utf-8"?>
+<w15:people xmlns:wpc="http://schemas.microsoft.com/office/word/2010/wordprocessingCanvas" xmlns:cx="http://schemas.microsoft.com/office/drawing/2014/chartex" xmlns:cx1="http://schemas.microsoft.com/office/drawing/2015/9/8/chartex" xmlns:cx2="http://schemas.microsoft.com/office/drawing/2015/10/21/chartex" xmlns:cx3="http://schemas.microsoft.com/office/drawing/2016/5/9/chartex" xmlns:cx4="http://schemas.microsoft.com/office/drawing/2016/5/10/chartex" xmlns:cx5="http://schemas.microsoft.com/office/drawing/2016/5/11/chartex" xmlns:cx6="http://schemas.microsoft.com/office/drawing/2016/5/12/chartex" xmlns:cx7="http://schemas.microsoft.com/office/drawing/2016/5/13/chartex" xmlns:cx8="http://schemas.microsoft.com/office/drawing/2016/5/14/chartex" xmlns:mc="http://schemas.openxmlformats.org/markup-compatibility/2006" xmlns:aink="http://schemas.microsoft.com/office/drawing/2016/ink" xmlns:am3d="http://schemas.microsoft.com/office/drawing/2017/model3d" xmlns:o="urn:schemas-microsoft-com:office:office" xmlns:r="http://schemas.openxmlformats.org/officeDocument/2006/relationships" xmlns:m="http://schemas.openxmlformats.org/officeDocument/2006/math" xmlns:v="urn:schemas-microsoft-com:vml" xmlns:wp14="http://schemas.microsoft.com/office/word/2010/wordprocessingDrawing" xmlns:wp="http://schemas.openxmlformats.org/drawingml/2006/wordprocessingDrawing" xmlns:w10="urn:schemas-microsoft-com:office:word" xmlns:w="http://schemas.openxmlformats.org/wordprocessingml/2006/main" xmlns:w14="http://schemas.microsoft.com/office/word/2010/wordml" xmlns:w15="http://schemas.microsoft.com/office/word/2012/wordml" xmlns:w16cex="http://schemas.microsoft.com/office/word/2018/wordml/cex" xmlns:w16cid="http://schemas.microsoft.com/office/word/2016/wordml/cid" xmlns:w16="http://schemas.microsoft.com/office/word/2018/wordml" xmlns:w16sdtdh="http://schemas.microsoft.com/office/word/2020/wordml/sdtdatahash" xmlns:w16se="http://schemas.microsoft.com/office/word/2015/wordml/symex" xmlns:wpg="http://schemas.microsoft.com/office/word/2010/wordprocessingGroup" xmlns:wpi="http://schemas.microsoft.com/office/word/2010/wordprocessingInk" xmlns:wne="http://schemas.microsoft.com/office/word/2006/wordml" xmlns:wps="http://schemas.microsoft.com/office/word/2010/wordprocessingShape" mc:Ignorable="w14 w15 w16se w16cid w16 w16cex w16sdtdh wp14">
+  <w15:person w15:author="Aleksey A. Kalentev">
+    <w15:presenceInfo w15:providerId="AD" w15:userId="S-1-5-21-507921405-1993962763-1957994488-151096"/>
+  </w15:person>
+</w15:people>
 </file>
 
 <file path=word/styles.xml><?xml version="1.0" encoding="utf-8"?>
@@ -19517,6 +19607,7 @@
     <w:lsdException w:name="HTML Sample" w:semiHidden="1" w:unhideWhenUsed="1"/>
     <w:lsdException w:name="HTML Typewriter" w:semiHidden="1" w:unhideWhenUsed="1"/>
     <w:lsdException w:name="HTML Variable" w:semiHidden="1" w:unhideWhenUsed="1"/>
+    <w:lsdException w:name="Normal Table" w:semiHidden="1" w:unhideWhenUsed="1"/>
     <w:lsdException w:name="annotation subject" w:semiHidden="1" w:unhideWhenUsed="1"/>
     <w:lsdException w:name="No List" w:semiHidden="1" w:unhideWhenUsed="1"/>
     <w:lsdException w:name="Outline List 1" w:semiHidden="1" w:unhideWhenUsed="1"/>
@@ -19559,8 +19650,11 @@
     <w:lsdException w:name="Table Contemporary" w:semiHidden="1" w:unhideWhenUsed="1"/>
     <w:lsdException w:name="Table Elegant" w:semiHidden="1" w:unhideWhenUsed="1"/>
     <w:lsdException w:name="Table Professional" w:semiHidden="1" w:unhideWhenUsed="1"/>
+    <w:lsdException w:name="Table Subtle 1" w:semiHidden="1" w:unhideWhenUsed="1"/>
     <w:lsdException w:name="Table Subtle 2" w:semiHidden="1" w:unhideWhenUsed="1"/>
     <w:lsdException w:name="Table Web 1" w:semiHidden="1" w:unhideWhenUsed="1"/>
+    <w:lsdException w:name="Table Web 2" w:semiHidden="1" w:unhideWhenUsed="1"/>
+    <w:lsdException w:name="Table Web 3" w:semiHidden="1" w:unhideWhenUsed="1"/>
     <w:lsdException w:name="Balloon Text" w:semiHidden="1" w:unhideWhenUsed="1"/>
     <w:lsdException w:name="Table Grid" w:uiPriority="39"/>
     <w:lsdException w:name="Table Theme" w:semiHidden="1" w:unhideWhenUsed="1"/>
